--- a/WEEK6_MANDATORY_HANDSON.docx
+++ b/WEEK6_MANDATORY_HANDSON.docx
@@ -5,15 +5,3109 @@
     <w:p>
       <w:pPr>
         <w:rPr>
-          <w:lang w:val="en-US"/>
-        </w:rPr>
-      </w:pPr>
-      <w:r>
-        <w:rPr>
-          <w:lang w:val="en-US"/>
-        </w:rPr>
-        <w:t>S</w:t>
-      </w:r>
+          <w:b/>
+          <w:bCs/>
+          <w:sz w:val="40"/>
+          <w:szCs w:val="40"/>
+          <w:lang w:val="en-US"/>
+        </w:rPr>
+      </w:pPr>
+      <w:r>
+        <w:rPr>
+          <w:b/>
+          <w:bCs/>
+          <w:sz w:val="40"/>
+          <w:szCs w:val="40"/>
+          <w:lang w:val="en-US"/>
+        </w:rPr>
+        <w:t xml:space="preserve">      </w:t>
+      </w:r>
+      <w:r>
+        <w:rPr>
+          <w:b/>
+          <w:bCs/>
+          <w:sz w:val="40"/>
+          <w:szCs w:val="40"/>
+          <w:lang w:val="en-US"/>
+        </w:rPr>
+        <w:t xml:space="preserve">WEEK 6 – MANDATORY </w:t>
+      </w:r>
+      <w:proofErr w:type="gramStart"/>
+      <w:r>
+        <w:rPr>
+          <w:b/>
+          <w:bCs/>
+          <w:sz w:val="40"/>
+          <w:szCs w:val="40"/>
+          <w:lang w:val="en-US"/>
+        </w:rPr>
+        <w:t>HANDS ON</w:t>
+      </w:r>
+      <w:proofErr w:type="gramEnd"/>
+      <w:r>
+        <w:rPr>
+          <w:b/>
+          <w:bCs/>
+          <w:sz w:val="40"/>
+          <w:szCs w:val="40"/>
+          <w:lang w:val="en-US"/>
+        </w:rPr>
+        <w:t xml:space="preserve"> </w:t>
+      </w:r>
+      <w:r>
+        <w:rPr>
+          <w:b/>
+          <w:bCs/>
+          <w:sz w:val="40"/>
+          <w:szCs w:val="40"/>
+          <w:lang w:val="en-US"/>
+        </w:rPr>
+        <w:t>EXERCISES</w:t>
+      </w:r>
+    </w:p>
+    <w:p>
+      <w:pPr>
+        <w:rPr>
+          <w:b/>
+          <w:bCs/>
+          <w:sz w:val="40"/>
+          <w:szCs w:val="40"/>
+          <w:lang w:val="en-US"/>
+        </w:rPr>
+      </w:pPr>
+      <w:r>
+        <w:rPr>
+          <w:b/>
+          <w:bCs/>
+          <w:sz w:val="40"/>
+          <w:szCs w:val="40"/>
+          <w:lang w:val="en-US"/>
+        </w:rPr>
+        <w:t xml:space="preserve">                              GIT AND GIT LAB</w:t>
+      </w:r>
+    </w:p>
+    <w:p>
+      <w:pPr>
+        <w:rPr>
+          <w:b/>
+          <w:bCs/>
+          <w:sz w:val="40"/>
+          <w:szCs w:val="40"/>
+          <w:lang w:val="en-US"/>
+        </w:rPr>
+      </w:pPr>
+    </w:p>
+    <w:p>
+      <w:pPr>
+        <w:rPr>
+          <w:b/>
+          <w:bCs/>
+          <w:sz w:val="40"/>
+          <w:szCs w:val="40"/>
+          <w:lang w:val="en-US"/>
+        </w:rPr>
+      </w:pPr>
+      <w:r>
+        <w:rPr>
+          <w:b/>
+          <w:bCs/>
+          <w:sz w:val="40"/>
+          <w:szCs w:val="40"/>
+          <w:lang w:val="en-US"/>
+        </w:rPr>
+        <w:t xml:space="preserve">      1.Git-HOL File:</w:t>
+      </w:r>
+    </w:p>
+    <w:p>
+      <w:pPr>
+        <w:rPr>
+          <w:b/>
+          <w:bCs/>
+          <w:sz w:val="40"/>
+          <w:szCs w:val="40"/>
+          <w:lang w:val="en-US"/>
+        </w:rPr>
+      </w:pPr>
+      <w:r>
+        <w:rPr>
+          <w:b/>
+          <w:bCs/>
+          <w:sz w:val="40"/>
+          <w:szCs w:val="40"/>
+          <w:lang w:val="en-US"/>
+        </w:rPr>
+        <w:t xml:space="preserve">      Hands</w:t>
+      </w:r>
+      <w:r>
+        <w:rPr>
+          <w:b/>
+          <w:bCs/>
+          <w:sz w:val="40"/>
+          <w:szCs w:val="40"/>
+          <w:lang w:val="en-US"/>
+        </w:rPr>
+        <w:t>-On Exercise:</w:t>
+      </w:r>
+    </w:p>
+    <w:p>
+      <w:pPr>
+        <w:rPr>
+          <w:b/>
+          <w:bCs/>
+          <w:sz w:val="40"/>
+          <w:szCs w:val="40"/>
+          <w:lang w:val="en-US"/>
+        </w:rPr>
+      </w:pPr>
+    </w:p>
+    <w:p>
+      <w:pPr>
+        <w:pStyle w:val="ListParagraph"/>
+        <w:numPr>
+          <w:ilvl w:val="0"/>
+          <w:numId w:val="4"/>
+        </w:numPr>
+        <w:rPr>
+          <w:rFonts w:ascii="Arial" w:hAnsi="Arial" w:cs="Arial"/>
+        </w:rPr>
+      </w:pPr>
+      <w:r>
+        <w:rPr>
+          <w:rFonts w:ascii="Arial" w:hAnsi="Arial" w:cs="Arial"/>
+        </w:rPr>
+        <w:t>Setup your machine with Git Configuration</w:t>
+      </w:r>
+    </w:p>
+    <w:p>
+      <w:pPr>
+        <w:pStyle w:val="ListParagraph"/>
+        <w:numPr>
+          <w:ilvl w:val="0"/>
+          <w:numId w:val="4"/>
+        </w:numPr>
+        <w:rPr>
+          <w:rFonts w:ascii="Arial" w:hAnsi="Arial" w:cs="Arial"/>
+        </w:rPr>
+      </w:pPr>
+      <w:r>
+        <w:rPr>
+          <w:rFonts w:ascii="Arial" w:hAnsi="Arial" w:cs="Arial"/>
+        </w:rPr>
+        <w:t>Integrate notepad++.exe to Git and make it a default editor</w:t>
+      </w:r>
+    </w:p>
+    <w:p>
+      <w:pPr>
+        <w:pStyle w:val="ListParagraph"/>
+        <w:numPr>
+          <w:ilvl w:val="0"/>
+          <w:numId w:val="4"/>
+        </w:numPr>
+        <w:rPr>
+          <w:rFonts w:ascii="Arial" w:hAnsi="Arial" w:cs="Arial"/>
+        </w:rPr>
+      </w:pPr>
+      <w:r>
+        <w:rPr>
+          <w:rFonts w:ascii="Arial" w:hAnsi="Arial" w:cs="Arial"/>
+        </w:rPr>
+        <w:t>Add a file to source code repository</w:t>
+      </w:r>
+    </w:p>
+    <w:p>
+      <w:pPr>
+        <w:pStyle w:val="ListParagraph"/>
+        <w:rPr>
+          <w:rFonts w:ascii="Arial" w:hAnsi="Arial" w:cs="Arial"/>
+        </w:rPr>
+      </w:pPr>
+    </w:p>
+    <w:p>
+      <w:pPr>
+        <w:pStyle w:val="ListParagraph"/>
+        <w:rPr>
+          <w:rFonts w:ascii="Arial" w:hAnsi="Arial" w:cs="Arial"/>
+        </w:rPr>
+      </w:pPr>
+    </w:p>
+    <w:p>
+      <w:pPr>
+        <w:pStyle w:val="ListParagraph"/>
+        <w:rPr>
+          <w:rFonts w:ascii="Arial" w:hAnsi="Arial" w:cs="Arial"/>
+          <w:b/>
+          <w:bCs/>
+          <w:sz w:val="32"/>
+          <w:szCs w:val="32"/>
+        </w:rPr>
+      </w:pPr>
+      <w:proofErr w:type="gramStart"/>
+      <w:r>
+        <w:rPr>
+          <w:rFonts w:ascii="Arial" w:hAnsi="Arial" w:cs="Arial"/>
+          <w:b/>
+          <w:bCs/>
+          <w:sz w:val="32"/>
+          <w:szCs w:val="32"/>
+        </w:rPr>
+        <w:t>IMPLEMENTATION :</w:t>
+      </w:r>
+      <w:proofErr w:type="gramEnd"/>
+    </w:p>
+    <w:p>
+      <w:pPr>
+        <w:rPr>
+          <w:rFonts w:ascii="Arial" w:hAnsi="Arial" w:cs="Arial"/>
+          <w:b/>
+          <w:bCs/>
+          <w:sz w:val="32"/>
+          <w:szCs w:val="32"/>
+        </w:rPr>
+      </w:pPr>
+      <w:r>
+        <w:rPr>
+          <w:noProof/>
+        </w:rPr>
+        <w:drawing>
+          <wp:inline distT="0" distB="0" distL="0" distR="0" wp14:anchorId="6DDE07A3" wp14:editId="590E6C05">
+            <wp:extent cx="5731510" cy="3938905"/>
+            <wp:effectExtent l="0" t="0" r="2540" b="4445"/>
+            <wp:docPr id="1" name="Picture 1"/>
+            <wp:cNvGraphicFramePr>
+              <a:graphicFrameLocks xmlns:a="http://schemas.openxmlformats.org/drawingml/2006/main" noChangeAspect="1"/>
+            </wp:cNvGraphicFramePr>
+            <a:graphic xmlns:a="http://schemas.openxmlformats.org/drawingml/2006/main">
+              <a:graphicData uri="http://schemas.openxmlformats.org/drawingml/2006/picture">
+                <pic:pic xmlns:pic="http://schemas.openxmlformats.org/drawingml/2006/picture">
+                  <pic:nvPicPr>
+                    <pic:cNvPr id="1" name="Picture 1"/>
+                    <pic:cNvPicPr/>
+                  </pic:nvPicPr>
+                  <pic:blipFill>
+                    <a:blip r:embed="rId5">
+                      <a:extLst>
+                        <a:ext uri="{28A0092B-C50C-407E-A947-70E740481C1C}">
+                          <a14:useLocalDpi xmlns:a14="http://schemas.microsoft.com/office/drawing/2010/main" val="0"/>
+                        </a:ext>
+                      </a:extLst>
+                    </a:blip>
+                    <a:stretch>
+                      <a:fillRect/>
+                    </a:stretch>
+                  </pic:blipFill>
+                  <pic:spPr>
+                    <a:xfrm>
+                      <a:off x="0" y="0"/>
+                      <a:ext cx="5731510" cy="3938905"/>
+                    </a:xfrm>
+                    <a:prstGeom prst="rect">
+                      <a:avLst/>
+                    </a:prstGeom>
+                  </pic:spPr>
+                </pic:pic>
+              </a:graphicData>
+            </a:graphic>
+          </wp:inline>
+        </w:drawing>
+      </w:r>
+    </w:p>
+    <w:p>
+      <w:pPr>
+        <w:pStyle w:val="ListParagraph"/>
+        <w:rPr>
+          <w:rFonts w:ascii="Arial" w:hAnsi="Arial" w:cs="Arial"/>
+          <w:b/>
+          <w:bCs/>
+          <w:sz w:val="32"/>
+          <w:szCs w:val="32"/>
+        </w:rPr>
+      </w:pPr>
+    </w:p>
+    <w:p>
+      <w:pPr>
+        <w:rPr>
+          <w:rFonts w:ascii="Arial" w:hAnsi="Arial" w:cs="Arial"/>
+          <w:b/>
+          <w:bCs/>
+          <w:sz w:val="32"/>
+          <w:szCs w:val="32"/>
+        </w:rPr>
+      </w:pPr>
+      <w:r>
+        <w:rPr>
+          <w:noProof/>
+        </w:rPr>
+        <w:lastRenderedPageBreak/>
+        <w:drawing>
+          <wp:inline distT="0" distB="0" distL="0" distR="0" wp14:anchorId="6FAB6518" wp14:editId="575B73EE">
+            <wp:extent cx="5731510" cy="4182110"/>
+            <wp:effectExtent l="0" t="0" r="2540" b="8890"/>
+            <wp:docPr id="2" name="Picture 2"/>
+            <wp:cNvGraphicFramePr>
+              <a:graphicFrameLocks xmlns:a="http://schemas.openxmlformats.org/drawingml/2006/main" noChangeAspect="1"/>
+            </wp:cNvGraphicFramePr>
+            <a:graphic xmlns:a="http://schemas.openxmlformats.org/drawingml/2006/main">
+              <a:graphicData uri="http://schemas.openxmlformats.org/drawingml/2006/picture">
+                <pic:pic xmlns:pic="http://schemas.openxmlformats.org/drawingml/2006/picture">
+                  <pic:nvPicPr>
+                    <pic:cNvPr id="2" name="Picture 2"/>
+                    <pic:cNvPicPr/>
+                  </pic:nvPicPr>
+                  <pic:blipFill>
+                    <a:blip r:embed="rId6" cstate="print">
+                      <a:extLst>
+                        <a:ext uri="{28A0092B-C50C-407E-A947-70E740481C1C}">
+                          <a14:useLocalDpi xmlns:a14="http://schemas.microsoft.com/office/drawing/2010/main" val="0"/>
+                        </a:ext>
+                      </a:extLst>
+                    </a:blip>
+                    <a:stretch>
+                      <a:fillRect/>
+                    </a:stretch>
+                  </pic:blipFill>
+                  <pic:spPr>
+                    <a:xfrm>
+                      <a:off x="0" y="0"/>
+                      <a:ext cx="5731510" cy="4182110"/>
+                    </a:xfrm>
+                    <a:prstGeom prst="rect">
+                      <a:avLst/>
+                    </a:prstGeom>
+                  </pic:spPr>
+                </pic:pic>
+              </a:graphicData>
+            </a:graphic>
+          </wp:inline>
+        </w:drawing>
+      </w:r>
+    </w:p>
+    <w:p>
+      <w:pPr>
+        <w:rPr>
+          <w:rFonts w:ascii="Arial" w:hAnsi="Arial" w:cs="Arial"/>
+          <w:b/>
+          <w:bCs/>
+          <w:sz w:val="32"/>
+          <w:szCs w:val="32"/>
+        </w:rPr>
+      </w:pPr>
+    </w:p>
+    <w:p>
+      <w:pPr>
+        <w:rPr>
+          <w:rFonts w:ascii="Arial" w:hAnsi="Arial" w:cs="Arial"/>
+          <w:b/>
+          <w:bCs/>
+          <w:sz w:val="32"/>
+          <w:szCs w:val="32"/>
+        </w:rPr>
+      </w:pPr>
+      <w:r>
+        <w:rPr>
+          <w:rFonts w:ascii="Arial" w:hAnsi="Arial" w:cs="Arial"/>
+          <w:b/>
+          <w:bCs/>
+          <w:sz w:val="32"/>
+          <w:szCs w:val="32"/>
+        </w:rPr>
+        <w:t>OUTPUT:</w:t>
+      </w:r>
+    </w:p>
+    <w:p>
+      <w:pPr>
+        <w:rPr>
+          <w:rFonts w:ascii="Arial" w:hAnsi="Arial" w:cs="Arial"/>
+          <w:b/>
+          <w:bCs/>
+          <w:sz w:val="32"/>
+          <w:szCs w:val="32"/>
+        </w:rPr>
+      </w:pPr>
+      <w:r>
+        <w:rPr>
+          <w:rFonts w:ascii="Arial" w:hAnsi="Arial" w:cs="Arial"/>
+          <w:b/>
+          <w:bCs/>
+          <w:noProof/>
+          <w:sz w:val="32"/>
+          <w:szCs w:val="32"/>
+        </w:rPr>
+        <w:drawing>
+          <wp:inline distT="0" distB="0" distL="0" distR="0" wp14:anchorId="111CAE26" wp14:editId="6C6BF4A6">
+            <wp:extent cx="5731510" cy="2772410"/>
+            <wp:effectExtent l="0" t="0" r="2540" b="8890"/>
+            <wp:docPr id="3" name="Picture 3"/>
+            <wp:cNvGraphicFramePr>
+              <a:graphicFrameLocks xmlns:a="http://schemas.openxmlformats.org/drawingml/2006/main" noChangeAspect="1"/>
+            </wp:cNvGraphicFramePr>
+            <a:graphic xmlns:a="http://schemas.openxmlformats.org/drawingml/2006/main">
+              <a:graphicData uri="http://schemas.openxmlformats.org/drawingml/2006/picture">
+                <pic:pic xmlns:pic="http://schemas.openxmlformats.org/drawingml/2006/picture">
+                  <pic:nvPicPr>
+                    <pic:cNvPr id="3" name="Picture 3"/>
+                    <pic:cNvPicPr/>
+                  </pic:nvPicPr>
+                  <pic:blipFill>
+                    <a:blip r:embed="rId7" cstate="print">
+                      <a:extLst>
+                        <a:ext uri="{28A0092B-C50C-407E-A947-70E740481C1C}">
+                          <a14:useLocalDpi xmlns:a14="http://schemas.microsoft.com/office/drawing/2010/main" val="0"/>
+                        </a:ext>
+                      </a:extLst>
+                    </a:blip>
+                    <a:stretch>
+                      <a:fillRect/>
+                    </a:stretch>
+                  </pic:blipFill>
+                  <pic:spPr>
+                    <a:xfrm>
+                      <a:off x="0" y="0"/>
+                      <a:ext cx="5731510" cy="2772410"/>
+                    </a:xfrm>
+                    <a:prstGeom prst="rect">
+                      <a:avLst/>
+                    </a:prstGeom>
+                  </pic:spPr>
+                </pic:pic>
+              </a:graphicData>
+            </a:graphic>
+          </wp:inline>
+        </w:drawing>
+      </w:r>
+    </w:p>
+    <w:p>
+      <w:pPr>
+        <w:rPr>
+          <w:rFonts w:ascii="Arial" w:hAnsi="Arial" w:cs="Arial"/>
+          <w:b/>
+          <w:bCs/>
+          <w:sz w:val="32"/>
+          <w:szCs w:val="32"/>
+        </w:rPr>
+      </w:pPr>
+    </w:p>
+    <w:p>
+      <w:pPr>
+        <w:rPr>
+          <w:rFonts w:ascii="Arial" w:hAnsi="Arial" w:cs="Arial"/>
+          <w:b/>
+          <w:bCs/>
+          <w:sz w:val="32"/>
+          <w:szCs w:val="32"/>
+        </w:rPr>
+      </w:pPr>
+      <w:r>
+        <w:rPr>
+          <w:rFonts w:ascii="Arial" w:hAnsi="Arial" w:cs="Arial"/>
+          <w:b/>
+          <w:bCs/>
+          <w:sz w:val="32"/>
+          <w:szCs w:val="32"/>
+        </w:rPr>
+        <w:t>2.Git-HOL File:</w:t>
+      </w:r>
+    </w:p>
+    <w:p>
+      <w:pPr>
+        <w:jc w:val="both"/>
+        <w:rPr>
+          <w:rFonts w:ascii="Arial" w:hAnsi="Arial" w:cs="Arial"/>
+        </w:rPr>
+      </w:pPr>
+      <w:r>
+        <w:rPr>
+          <w:rFonts w:ascii="Arial" w:hAnsi="Arial" w:cs="Arial"/>
+        </w:rPr>
+        <w:lastRenderedPageBreak/>
+        <w:t xml:space="preserve">Create a </w:t>
+      </w:r>
+      <w:r>
+        <w:rPr>
+          <w:rFonts w:ascii="Arial" w:hAnsi="Arial" w:cs="Arial"/>
+          <w:b/>
+          <w:bCs/>
+        </w:rPr>
+        <w:t>“.log”</w:t>
+      </w:r>
+      <w:r>
+        <w:rPr>
+          <w:rFonts w:ascii="Arial" w:hAnsi="Arial" w:cs="Arial"/>
+        </w:rPr>
+        <w:t xml:space="preserve"> file and a </w:t>
+      </w:r>
+      <w:r>
+        <w:rPr>
+          <w:rFonts w:ascii="Arial" w:hAnsi="Arial" w:cs="Arial"/>
+          <w:b/>
+          <w:bCs/>
+        </w:rPr>
+        <w:t>log folder</w:t>
+      </w:r>
+      <w:r>
+        <w:rPr>
+          <w:rFonts w:ascii="Arial" w:hAnsi="Arial" w:cs="Arial"/>
+        </w:rPr>
+        <w:t xml:space="preserve"> in the working directory of Git. Update </w:t>
+      </w:r>
+      <w:proofErr w:type="gramStart"/>
+      <w:r>
+        <w:rPr>
+          <w:rFonts w:ascii="Arial" w:hAnsi="Arial" w:cs="Arial"/>
+        </w:rPr>
+        <w:t xml:space="preserve">the </w:t>
+      </w:r>
+      <w:r>
+        <w:rPr>
+          <w:rFonts w:ascii="Arial" w:hAnsi="Arial" w:cs="Arial"/>
+          <w:b/>
+          <w:bCs/>
+        </w:rPr>
+        <w:t>.</w:t>
+      </w:r>
+      <w:proofErr w:type="spellStart"/>
+      <w:r>
+        <w:rPr>
+          <w:rFonts w:ascii="Arial" w:hAnsi="Arial" w:cs="Arial"/>
+          <w:b/>
+          <w:bCs/>
+        </w:rPr>
+        <w:t>gitignore</w:t>
+      </w:r>
+      <w:proofErr w:type="spellEnd"/>
+      <w:proofErr w:type="gramEnd"/>
+      <w:r>
+        <w:rPr>
+          <w:rFonts w:ascii="Arial" w:hAnsi="Arial" w:cs="Arial"/>
+        </w:rPr>
+        <w:t xml:space="preserve"> file in such a way that on committing, these files (.log extensions and log folders) are ignored.</w:t>
+      </w:r>
+    </w:p>
+    <w:p>
+      <w:pPr>
+        <w:jc w:val="both"/>
+        <w:rPr>
+          <w:rFonts w:ascii="Arial" w:hAnsi="Arial" w:cs="Arial"/>
+        </w:rPr>
+      </w:pPr>
+      <w:r>
+        <w:rPr>
+          <w:rFonts w:ascii="Arial" w:hAnsi="Arial" w:cs="Arial"/>
+        </w:rPr>
+        <w:t xml:space="preserve">Verify if the git status reflects the same about working directory, local repository and git repository. </w:t>
+      </w:r>
+    </w:p>
+    <w:p>
+      <w:pPr>
+        <w:rPr>
+          <w:rFonts w:ascii="Arial" w:hAnsi="Arial" w:cs="Arial"/>
+        </w:rPr>
+      </w:pPr>
+    </w:p>
+    <w:p>
+      <w:pPr>
+        <w:rPr>
+          <w:rFonts w:ascii="Arial" w:hAnsi="Arial" w:cs="Arial"/>
+          <w:b/>
+          <w:bCs/>
+          <w:sz w:val="32"/>
+          <w:szCs w:val="32"/>
+        </w:rPr>
+      </w:pPr>
+      <w:r>
+        <w:rPr>
+          <w:rFonts w:ascii="Arial" w:hAnsi="Arial" w:cs="Arial"/>
+          <w:b/>
+          <w:bCs/>
+          <w:sz w:val="32"/>
+          <w:szCs w:val="32"/>
+        </w:rPr>
+        <w:t>IMPLEMENTATION AND OUTPUT:</w:t>
+      </w:r>
+    </w:p>
+    <w:p>
+      <w:pPr>
+        <w:rPr>
+          <w:rFonts w:ascii="Arial" w:hAnsi="Arial" w:cs="Arial"/>
+          <w:b/>
+          <w:bCs/>
+          <w:sz w:val="32"/>
+          <w:szCs w:val="32"/>
+        </w:rPr>
+      </w:pPr>
+      <w:r>
+        <w:rPr>
+          <w:rFonts w:ascii="Arial" w:hAnsi="Arial" w:cs="Arial"/>
+          <w:b/>
+          <w:bCs/>
+          <w:noProof/>
+          <w:sz w:val="32"/>
+          <w:szCs w:val="32"/>
+        </w:rPr>
+        <w:drawing>
+          <wp:inline distT="0" distB="0" distL="0" distR="0" wp14:anchorId="11E17361" wp14:editId="42B53ADB">
+            <wp:extent cx="5731510" cy="3208655"/>
+            <wp:effectExtent l="0" t="0" r="2540" b="0"/>
+            <wp:docPr id="4" name="Picture 4"/>
+            <wp:cNvGraphicFramePr>
+              <a:graphicFrameLocks xmlns:a="http://schemas.openxmlformats.org/drawingml/2006/main" noChangeAspect="1"/>
+            </wp:cNvGraphicFramePr>
+            <a:graphic xmlns:a="http://schemas.openxmlformats.org/drawingml/2006/main">
+              <a:graphicData uri="http://schemas.openxmlformats.org/drawingml/2006/picture">
+                <pic:pic xmlns:pic="http://schemas.openxmlformats.org/drawingml/2006/picture">
+                  <pic:nvPicPr>
+                    <pic:cNvPr id="4" name="Picture 4"/>
+                    <pic:cNvPicPr/>
+                  </pic:nvPicPr>
+                  <pic:blipFill>
+                    <a:blip r:embed="rId8" cstate="print">
+                      <a:extLst>
+                        <a:ext uri="{28A0092B-C50C-407E-A947-70E740481C1C}">
+                          <a14:useLocalDpi xmlns:a14="http://schemas.microsoft.com/office/drawing/2010/main" val="0"/>
+                        </a:ext>
+                      </a:extLst>
+                    </a:blip>
+                    <a:stretch>
+                      <a:fillRect/>
+                    </a:stretch>
+                  </pic:blipFill>
+                  <pic:spPr>
+                    <a:xfrm>
+                      <a:off x="0" y="0"/>
+                      <a:ext cx="5731510" cy="3208655"/>
+                    </a:xfrm>
+                    <a:prstGeom prst="rect">
+                      <a:avLst/>
+                    </a:prstGeom>
+                  </pic:spPr>
+                </pic:pic>
+              </a:graphicData>
+            </a:graphic>
+          </wp:inline>
+        </w:drawing>
+      </w:r>
+    </w:p>
+    <w:p>
+      <w:pPr>
+        <w:rPr>
+          <w:rFonts w:ascii="Arial" w:hAnsi="Arial" w:cs="Arial"/>
+          <w:b/>
+          <w:bCs/>
+          <w:sz w:val="32"/>
+          <w:szCs w:val="32"/>
+        </w:rPr>
+      </w:pPr>
+      <w:r>
+        <w:rPr>
+          <w:rFonts w:ascii="Arial" w:hAnsi="Arial" w:cs="Arial"/>
+          <w:b/>
+          <w:bCs/>
+          <w:noProof/>
+          <w:sz w:val="32"/>
+          <w:szCs w:val="32"/>
+        </w:rPr>
+        <w:drawing>
+          <wp:inline distT="0" distB="0" distL="0" distR="0" wp14:anchorId="34A83460" wp14:editId="0F7C35BE">
+            <wp:extent cx="5731510" cy="2834005"/>
+            <wp:effectExtent l="0" t="0" r="2540" b="4445"/>
+            <wp:docPr id="5" name="Picture 5"/>
+            <wp:cNvGraphicFramePr>
+              <a:graphicFrameLocks xmlns:a="http://schemas.openxmlformats.org/drawingml/2006/main" noChangeAspect="1"/>
+            </wp:cNvGraphicFramePr>
+            <a:graphic xmlns:a="http://schemas.openxmlformats.org/drawingml/2006/main">
+              <a:graphicData uri="http://schemas.openxmlformats.org/drawingml/2006/picture">
+                <pic:pic xmlns:pic="http://schemas.openxmlformats.org/drawingml/2006/picture">
+                  <pic:nvPicPr>
+                    <pic:cNvPr id="5" name="Picture 5"/>
+                    <pic:cNvPicPr/>
+                  </pic:nvPicPr>
+                  <pic:blipFill>
+                    <a:blip r:embed="rId9">
+                      <a:extLst>
+                        <a:ext uri="{28A0092B-C50C-407E-A947-70E740481C1C}">
+                          <a14:useLocalDpi xmlns:a14="http://schemas.microsoft.com/office/drawing/2010/main" val="0"/>
+                        </a:ext>
+                      </a:extLst>
+                    </a:blip>
+                    <a:stretch>
+                      <a:fillRect/>
+                    </a:stretch>
+                  </pic:blipFill>
+                  <pic:spPr>
+                    <a:xfrm>
+                      <a:off x="0" y="0"/>
+                      <a:ext cx="5731510" cy="2834005"/>
+                    </a:xfrm>
+                    <a:prstGeom prst="rect">
+                      <a:avLst/>
+                    </a:prstGeom>
+                  </pic:spPr>
+                </pic:pic>
+              </a:graphicData>
+            </a:graphic>
+          </wp:inline>
+        </w:drawing>
+      </w:r>
+    </w:p>
+    <w:p>
+      <w:pPr>
+        <w:rPr>
+          <w:rFonts w:ascii="Arial" w:hAnsi="Arial" w:cs="Arial"/>
+          <w:b/>
+          <w:bCs/>
+          <w:sz w:val="32"/>
+          <w:szCs w:val="32"/>
+        </w:rPr>
+      </w:pPr>
+      <w:r>
+        <w:rPr>
+          <w:rFonts w:ascii="Arial" w:hAnsi="Arial" w:cs="Arial"/>
+          <w:b/>
+          <w:bCs/>
+          <w:noProof/>
+          <w:sz w:val="32"/>
+          <w:szCs w:val="32"/>
+        </w:rPr>
+        <w:lastRenderedPageBreak/>
+        <w:drawing>
+          <wp:inline distT="0" distB="0" distL="0" distR="0" wp14:anchorId="019D404A" wp14:editId="1A7063CA">
+            <wp:extent cx="5731510" cy="1971675"/>
+            <wp:effectExtent l="0" t="0" r="2540" b="9525"/>
+            <wp:docPr id="6" name="Picture 6"/>
+            <wp:cNvGraphicFramePr>
+              <a:graphicFrameLocks xmlns:a="http://schemas.openxmlformats.org/drawingml/2006/main" noChangeAspect="1"/>
+            </wp:cNvGraphicFramePr>
+            <a:graphic xmlns:a="http://schemas.openxmlformats.org/drawingml/2006/main">
+              <a:graphicData uri="http://schemas.openxmlformats.org/drawingml/2006/picture">
+                <pic:pic xmlns:pic="http://schemas.openxmlformats.org/drawingml/2006/picture">
+                  <pic:nvPicPr>
+                    <pic:cNvPr id="6" name="Picture 6"/>
+                    <pic:cNvPicPr/>
+                  </pic:nvPicPr>
+                  <pic:blipFill>
+                    <a:blip r:embed="rId10">
+                      <a:extLst>
+                        <a:ext uri="{28A0092B-C50C-407E-A947-70E740481C1C}">
+                          <a14:useLocalDpi xmlns:a14="http://schemas.microsoft.com/office/drawing/2010/main" val="0"/>
+                        </a:ext>
+                      </a:extLst>
+                    </a:blip>
+                    <a:stretch>
+                      <a:fillRect/>
+                    </a:stretch>
+                  </pic:blipFill>
+                  <pic:spPr>
+                    <a:xfrm>
+                      <a:off x="0" y="0"/>
+                      <a:ext cx="5731510" cy="1971675"/>
+                    </a:xfrm>
+                    <a:prstGeom prst="rect">
+                      <a:avLst/>
+                    </a:prstGeom>
+                  </pic:spPr>
+                </pic:pic>
+              </a:graphicData>
+            </a:graphic>
+          </wp:inline>
+        </w:drawing>
+      </w:r>
+    </w:p>
+    <w:p>
+      <w:pPr>
+        <w:rPr>
+          <w:rFonts w:ascii="Arial" w:hAnsi="Arial" w:cs="Arial"/>
+          <w:b/>
+          <w:bCs/>
+          <w:sz w:val="32"/>
+          <w:szCs w:val="32"/>
+        </w:rPr>
+      </w:pPr>
+    </w:p>
+    <w:p>
+      <w:pPr>
+        <w:rPr>
+          <w:rFonts w:ascii="Arial" w:hAnsi="Arial" w:cs="Arial"/>
+          <w:b/>
+          <w:bCs/>
+          <w:sz w:val="32"/>
+          <w:szCs w:val="32"/>
+        </w:rPr>
+      </w:pPr>
+      <w:r>
+        <w:rPr>
+          <w:rFonts w:ascii="Arial" w:hAnsi="Arial" w:cs="Arial"/>
+          <w:b/>
+          <w:bCs/>
+          <w:noProof/>
+          <w:sz w:val="32"/>
+          <w:szCs w:val="32"/>
+        </w:rPr>
+        <w:drawing>
+          <wp:inline distT="0" distB="0" distL="0" distR="0" wp14:anchorId="00B1EEA4" wp14:editId="40ACCB1D">
+            <wp:extent cx="5731510" cy="2997200"/>
+            <wp:effectExtent l="0" t="0" r="2540" b="0"/>
+            <wp:docPr id="7" name="Picture 7"/>
+            <wp:cNvGraphicFramePr>
+              <a:graphicFrameLocks xmlns:a="http://schemas.openxmlformats.org/drawingml/2006/main" noChangeAspect="1"/>
+            </wp:cNvGraphicFramePr>
+            <a:graphic xmlns:a="http://schemas.openxmlformats.org/drawingml/2006/main">
+              <a:graphicData uri="http://schemas.openxmlformats.org/drawingml/2006/picture">
+                <pic:pic xmlns:pic="http://schemas.openxmlformats.org/drawingml/2006/picture">
+                  <pic:nvPicPr>
+                    <pic:cNvPr id="7" name="Picture 7"/>
+                    <pic:cNvPicPr/>
+                  </pic:nvPicPr>
+                  <pic:blipFill>
+                    <a:blip r:embed="rId11" cstate="print">
+                      <a:extLst>
+                        <a:ext uri="{28A0092B-C50C-407E-A947-70E740481C1C}">
+                          <a14:useLocalDpi xmlns:a14="http://schemas.microsoft.com/office/drawing/2010/main" val="0"/>
+                        </a:ext>
+                      </a:extLst>
+                    </a:blip>
+                    <a:stretch>
+                      <a:fillRect/>
+                    </a:stretch>
+                  </pic:blipFill>
+                  <pic:spPr>
+                    <a:xfrm>
+                      <a:off x="0" y="0"/>
+                      <a:ext cx="5731510" cy="2997200"/>
+                    </a:xfrm>
+                    <a:prstGeom prst="rect">
+                      <a:avLst/>
+                    </a:prstGeom>
+                  </pic:spPr>
+                </pic:pic>
+              </a:graphicData>
+            </a:graphic>
+          </wp:inline>
+        </w:drawing>
+      </w:r>
+    </w:p>
+    <w:p>
+      <w:pPr>
+        <w:rPr>
+          <w:rFonts w:ascii="Arial" w:hAnsi="Arial" w:cs="Arial"/>
+          <w:b/>
+          <w:bCs/>
+          <w:sz w:val="32"/>
+          <w:szCs w:val="32"/>
+        </w:rPr>
+      </w:pPr>
+    </w:p>
+    <w:p>
+      <w:pPr>
+        <w:rPr>
+          <w:rFonts w:ascii="Arial" w:hAnsi="Arial" w:cs="Arial"/>
+          <w:b/>
+          <w:bCs/>
+          <w:sz w:val="32"/>
+          <w:szCs w:val="32"/>
+        </w:rPr>
+      </w:pPr>
+      <w:r>
+        <w:rPr>
+          <w:rFonts w:ascii="Arial" w:hAnsi="Arial" w:cs="Arial"/>
+          <w:b/>
+          <w:bCs/>
+          <w:sz w:val="32"/>
+          <w:szCs w:val="32"/>
+        </w:rPr>
+        <w:t>3.Git-HOL:</w:t>
+      </w:r>
+    </w:p>
+    <w:p>
+      <w:pPr>
+        <w:rPr>
+          <w:rFonts w:ascii="Arial" w:hAnsi="Arial" w:cs="Arial"/>
+        </w:rPr>
+      </w:pPr>
+      <w:r>
+        <w:rPr>
+          <w:rFonts w:ascii="Arial" w:hAnsi="Arial" w:cs="Arial"/>
+        </w:rPr>
+        <w:t>Please follow the instruction to complete the hands-on. Each instruction expects a command for the Git Bash.</w:t>
+      </w:r>
+    </w:p>
+    <w:p>
+      <w:pPr>
+        <w:rPr>
+          <w:rFonts w:ascii="Arial" w:hAnsi="Arial" w:cs="Arial"/>
+          <w:b/>
+        </w:rPr>
+      </w:pPr>
+    </w:p>
+    <w:p>
+      <w:pPr>
+        <w:rPr>
+          <w:rFonts w:ascii="Arial" w:hAnsi="Arial" w:cs="Arial"/>
+          <w:b/>
+        </w:rPr>
+      </w:pPr>
+      <w:r>
+        <w:rPr>
+          <w:rFonts w:ascii="Arial" w:hAnsi="Arial" w:cs="Arial"/>
+          <w:b/>
+        </w:rPr>
+        <w:t xml:space="preserve">Branching: </w:t>
+      </w:r>
+    </w:p>
+    <w:p>
+      <w:pPr>
+        <w:pStyle w:val="ListParagraph"/>
+        <w:numPr>
+          <w:ilvl w:val="0"/>
+          <w:numId w:val="5"/>
+        </w:numPr>
+        <w:spacing w:line="252" w:lineRule="auto"/>
+        <w:rPr>
+          <w:rFonts w:ascii="Arial" w:hAnsi="Arial" w:cs="Arial"/>
+        </w:rPr>
+      </w:pPr>
+      <w:r>
+        <w:rPr>
+          <w:rFonts w:ascii="Arial" w:hAnsi="Arial" w:cs="Arial"/>
+        </w:rPr>
+        <w:t xml:space="preserve">Create a new branch </w:t>
+      </w:r>
+      <w:r>
+        <w:rPr>
+          <w:rFonts w:ascii="Arial" w:hAnsi="Arial" w:cs="Arial"/>
+          <w:b/>
+        </w:rPr>
+        <w:t>“</w:t>
+      </w:r>
+      <w:proofErr w:type="spellStart"/>
+      <w:r>
+        <w:rPr>
+          <w:rFonts w:ascii="Arial" w:hAnsi="Arial" w:cs="Arial"/>
+          <w:b/>
+        </w:rPr>
+        <w:t>GitNewBranch</w:t>
+      </w:r>
+      <w:proofErr w:type="spellEnd"/>
+      <w:r>
+        <w:rPr>
+          <w:rFonts w:ascii="Arial" w:hAnsi="Arial" w:cs="Arial"/>
+          <w:b/>
+        </w:rPr>
+        <w:t xml:space="preserve">”. </w:t>
+      </w:r>
+    </w:p>
+    <w:p>
+      <w:pPr>
+        <w:pStyle w:val="ListParagraph"/>
+        <w:numPr>
+          <w:ilvl w:val="0"/>
+          <w:numId w:val="5"/>
+        </w:numPr>
+        <w:spacing w:line="252" w:lineRule="auto"/>
+        <w:rPr>
+          <w:rFonts w:ascii="Arial" w:hAnsi="Arial" w:cs="Arial"/>
+        </w:rPr>
+      </w:pPr>
+      <w:r>
+        <w:rPr>
+          <w:rFonts w:ascii="Arial" w:hAnsi="Arial" w:cs="Arial"/>
+        </w:rPr>
+        <w:t xml:space="preserve">List all the local and remote branches available in the current trunk. Observe the “*” mark which denote the current pointing branch. </w:t>
+      </w:r>
+    </w:p>
+    <w:p>
+      <w:pPr>
+        <w:pStyle w:val="ListParagraph"/>
+        <w:numPr>
+          <w:ilvl w:val="0"/>
+          <w:numId w:val="5"/>
+        </w:numPr>
+        <w:spacing w:line="252" w:lineRule="auto"/>
+        <w:rPr>
+          <w:rFonts w:ascii="Arial" w:hAnsi="Arial" w:cs="Arial"/>
+        </w:rPr>
+      </w:pPr>
+      <w:r>
+        <w:rPr>
+          <w:rFonts w:ascii="Arial" w:hAnsi="Arial" w:cs="Arial"/>
+        </w:rPr>
+        <w:t>Switch to the newly created branch. Add some files to it with some contents.</w:t>
+      </w:r>
+    </w:p>
+    <w:p>
+      <w:pPr>
+        <w:pStyle w:val="ListParagraph"/>
+        <w:numPr>
+          <w:ilvl w:val="0"/>
+          <w:numId w:val="5"/>
+        </w:numPr>
+        <w:spacing w:line="252" w:lineRule="auto"/>
+        <w:rPr>
+          <w:rFonts w:ascii="Arial" w:hAnsi="Arial" w:cs="Arial"/>
+        </w:rPr>
+      </w:pPr>
+      <w:r>
+        <w:rPr>
+          <w:rFonts w:ascii="Arial" w:hAnsi="Arial" w:cs="Arial"/>
+        </w:rPr>
+        <w:t>Commit the changes to the branch.</w:t>
+      </w:r>
+    </w:p>
+    <w:p>
+      <w:pPr>
+        <w:pStyle w:val="ListParagraph"/>
+        <w:numPr>
+          <w:ilvl w:val="0"/>
+          <w:numId w:val="5"/>
+        </w:numPr>
+        <w:spacing w:line="252" w:lineRule="auto"/>
+        <w:rPr>
+          <w:rFonts w:ascii="Arial" w:hAnsi="Arial" w:cs="Arial"/>
+        </w:rPr>
+      </w:pPr>
+      <w:r>
+        <w:rPr>
+          <w:rFonts w:ascii="Arial" w:hAnsi="Arial" w:cs="Arial"/>
+        </w:rPr>
+        <w:t xml:space="preserve">Check the status with </w:t>
+      </w:r>
+      <w:r>
+        <w:rPr>
+          <w:rFonts w:ascii="Arial" w:hAnsi="Arial" w:cs="Arial"/>
+          <w:b/>
+        </w:rPr>
+        <w:t>“git status”</w:t>
+      </w:r>
+      <w:r>
+        <w:rPr>
+          <w:rFonts w:ascii="Arial" w:hAnsi="Arial" w:cs="Arial"/>
+        </w:rPr>
+        <w:t xml:space="preserve"> command.</w:t>
+      </w:r>
+    </w:p>
+    <w:p>
+      <w:pPr>
+        <w:rPr>
+          <w:rFonts w:ascii="Arial" w:hAnsi="Arial" w:cs="Arial"/>
+        </w:rPr>
+      </w:pPr>
+    </w:p>
+    <w:p>
+      <w:pPr>
+        <w:rPr>
+          <w:rFonts w:ascii="Arial" w:hAnsi="Arial" w:cs="Arial"/>
+          <w:b/>
+        </w:rPr>
+      </w:pPr>
+      <w:r>
+        <w:rPr>
+          <w:rFonts w:ascii="Arial" w:hAnsi="Arial" w:cs="Arial"/>
+          <w:b/>
+        </w:rPr>
+        <w:t xml:space="preserve">Merging: </w:t>
+      </w:r>
+    </w:p>
+    <w:p>
+      <w:pPr>
+        <w:pStyle w:val="ListParagraph"/>
+        <w:numPr>
+          <w:ilvl w:val="0"/>
+          <w:numId w:val="6"/>
+        </w:numPr>
+        <w:spacing w:line="252" w:lineRule="auto"/>
+        <w:rPr>
+          <w:rFonts w:ascii="Arial" w:hAnsi="Arial" w:cs="Arial"/>
+        </w:rPr>
+      </w:pPr>
+      <w:r>
+        <w:rPr>
+          <w:rFonts w:ascii="Arial" w:hAnsi="Arial" w:cs="Arial"/>
+        </w:rPr>
+        <w:lastRenderedPageBreak/>
+        <w:t>Switch to the master</w:t>
+      </w:r>
+    </w:p>
+    <w:p>
+      <w:pPr>
+        <w:pStyle w:val="ListParagraph"/>
+        <w:numPr>
+          <w:ilvl w:val="0"/>
+          <w:numId w:val="6"/>
+        </w:numPr>
+        <w:spacing w:line="252" w:lineRule="auto"/>
+        <w:rPr>
+          <w:rFonts w:ascii="Arial" w:hAnsi="Arial" w:cs="Arial"/>
+        </w:rPr>
+      </w:pPr>
+      <w:r>
+        <w:rPr>
+          <w:rFonts w:ascii="Arial" w:hAnsi="Arial" w:cs="Arial"/>
+        </w:rPr>
+        <w:t>List out all the differences between trunk and branch. These provide the differences in command line interface.</w:t>
+      </w:r>
+    </w:p>
+    <w:p>
+      <w:pPr>
+        <w:pStyle w:val="ListParagraph"/>
+        <w:numPr>
+          <w:ilvl w:val="0"/>
+          <w:numId w:val="6"/>
+        </w:numPr>
+        <w:spacing w:line="252" w:lineRule="auto"/>
+        <w:rPr>
+          <w:rFonts w:ascii="Arial" w:hAnsi="Arial" w:cs="Arial"/>
+        </w:rPr>
+      </w:pPr>
+      <w:r>
+        <w:rPr>
+          <w:rFonts w:ascii="Arial" w:hAnsi="Arial" w:cs="Arial"/>
+        </w:rPr>
+        <w:t xml:space="preserve">List out all the visual differences between master and branch using </w:t>
+      </w:r>
+      <w:r>
+        <w:rPr>
+          <w:rFonts w:ascii="Arial" w:hAnsi="Arial" w:cs="Arial"/>
+          <w:b/>
+        </w:rPr>
+        <w:t>P4Merge tool</w:t>
+      </w:r>
+      <w:r>
+        <w:rPr>
+          <w:rFonts w:ascii="Arial" w:hAnsi="Arial" w:cs="Arial"/>
+        </w:rPr>
+        <w:t>.</w:t>
+      </w:r>
+    </w:p>
+    <w:p>
+      <w:pPr>
+        <w:pStyle w:val="ListParagraph"/>
+        <w:numPr>
+          <w:ilvl w:val="0"/>
+          <w:numId w:val="6"/>
+        </w:numPr>
+        <w:spacing w:line="252" w:lineRule="auto"/>
+        <w:rPr>
+          <w:rFonts w:ascii="Arial" w:hAnsi="Arial" w:cs="Arial"/>
+        </w:rPr>
+      </w:pPr>
+      <w:r>
+        <w:rPr>
+          <w:rFonts w:ascii="Arial" w:hAnsi="Arial" w:cs="Arial"/>
+        </w:rPr>
+        <w:t>Merge the source branch to the trunk.</w:t>
+      </w:r>
+    </w:p>
+    <w:p>
+      <w:pPr>
+        <w:pStyle w:val="ListParagraph"/>
+        <w:numPr>
+          <w:ilvl w:val="0"/>
+          <w:numId w:val="6"/>
+        </w:numPr>
+        <w:spacing w:line="252" w:lineRule="auto"/>
+        <w:rPr>
+          <w:rFonts w:ascii="Arial" w:hAnsi="Arial" w:cs="Arial"/>
+          <w:b/>
+        </w:rPr>
+      </w:pPr>
+      <w:r>
+        <w:rPr>
+          <w:rFonts w:ascii="Arial" w:hAnsi="Arial" w:cs="Arial"/>
+        </w:rPr>
+        <w:t xml:space="preserve">Observe the logging after merging using </w:t>
+      </w:r>
+      <w:r>
+        <w:rPr>
+          <w:rFonts w:ascii="Arial" w:hAnsi="Arial" w:cs="Arial"/>
+          <w:b/>
+        </w:rPr>
+        <w:t>“git log –</w:t>
+      </w:r>
+      <w:proofErr w:type="spellStart"/>
+      <w:r>
+        <w:rPr>
+          <w:rFonts w:ascii="Arial" w:hAnsi="Arial" w:cs="Arial"/>
+          <w:b/>
+        </w:rPr>
+        <w:t>oneline</w:t>
+      </w:r>
+      <w:proofErr w:type="spellEnd"/>
+      <w:r>
+        <w:rPr>
+          <w:rFonts w:ascii="Arial" w:hAnsi="Arial" w:cs="Arial"/>
+          <w:b/>
+        </w:rPr>
+        <w:t xml:space="preserve"> –graph –decorate”</w:t>
+      </w:r>
+    </w:p>
+    <w:p>
+      <w:pPr>
+        <w:pStyle w:val="ListParagraph"/>
+        <w:numPr>
+          <w:ilvl w:val="0"/>
+          <w:numId w:val="6"/>
+        </w:numPr>
+        <w:spacing w:line="252" w:lineRule="auto"/>
+        <w:rPr>
+          <w:rFonts w:ascii="Arial" w:hAnsi="Arial" w:cs="Arial"/>
+          <w:b/>
+        </w:rPr>
+      </w:pPr>
+      <w:r>
+        <w:rPr>
+          <w:rFonts w:ascii="Arial" w:hAnsi="Arial" w:cs="Arial"/>
+        </w:rPr>
+        <w:t>Delete the branch after merging with the trunk and observe the git status.</w:t>
+      </w:r>
+    </w:p>
+    <w:p>
+      <w:pPr>
+        <w:spacing w:line="252" w:lineRule="auto"/>
+        <w:rPr>
+          <w:rFonts w:ascii="Arial" w:hAnsi="Arial" w:cs="Arial"/>
+          <w:b/>
+        </w:rPr>
+      </w:pPr>
+    </w:p>
+    <w:p>
+      <w:pPr>
+        <w:spacing w:line="252" w:lineRule="auto"/>
+        <w:rPr>
+          <w:rFonts w:ascii="Arial" w:hAnsi="Arial" w:cs="Arial"/>
+          <w:b/>
+        </w:rPr>
+      </w:pPr>
+    </w:p>
+    <w:p>
+      <w:pPr>
+        <w:rPr>
+          <w:rFonts w:ascii="Arial" w:hAnsi="Arial" w:cs="Arial"/>
+          <w:b/>
+          <w:bCs/>
+          <w:sz w:val="32"/>
+          <w:szCs w:val="32"/>
+        </w:rPr>
+      </w:pPr>
+      <w:r>
+        <w:rPr>
+          <w:rFonts w:ascii="Arial" w:hAnsi="Arial" w:cs="Arial"/>
+          <w:b/>
+          <w:bCs/>
+          <w:sz w:val="32"/>
+          <w:szCs w:val="32"/>
+        </w:rPr>
+        <w:t>IMPLEMENTATION AND OUTPUT:</w:t>
+      </w:r>
+    </w:p>
+    <w:p>
+      <w:pPr>
+        <w:rPr>
+          <w:rFonts w:ascii="Arial" w:hAnsi="Arial" w:cs="Arial"/>
+          <w:b/>
+          <w:bCs/>
+          <w:sz w:val="32"/>
+          <w:szCs w:val="32"/>
+        </w:rPr>
+      </w:pPr>
+      <w:r>
+        <w:rPr>
+          <w:rFonts w:ascii="Arial" w:hAnsi="Arial" w:cs="Arial"/>
+          <w:b/>
+          <w:bCs/>
+          <w:noProof/>
+          <w:sz w:val="32"/>
+          <w:szCs w:val="32"/>
+        </w:rPr>
+        <w:drawing>
+          <wp:inline distT="0" distB="0" distL="0" distR="0" wp14:anchorId="10F26CA1" wp14:editId="327AAA48">
+            <wp:extent cx="5731510" cy="3050540"/>
+            <wp:effectExtent l="0" t="0" r="2540" b="0"/>
+            <wp:docPr id="8" name="Picture 8"/>
+            <wp:cNvGraphicFramePr>
+              <a:graphicFrameLocks xmlns:a="http://schemas.openxmlformats.org/drawingml/2006/main" noChangeAspect="1"/>
+            </wp:cNvGraphicFramePr>
+            <a:graphic xmlns:a="http://schemas.openxmlformats.org/drawingml/2006/main">
+              <a:graphicData uri="http://schemas.openxmlformats.org/drawingml/2006/picture">
+                <pic:pic xmlns:pic="http://schemas.openxmlformats.org/drawingml/2006/picture">
+                  <pic:nvPicPr>
+                    <pic:cNvPr id="8" name="Picture 8"/>
+                    <pic:cNvPicPr/>
+                  </pic:nvPicPr>
+                  <pic:blipFill>
+                    <a:blip r:embed="rId12" cstate="print">
+                      <a:extLst>
+                        <a:ext uri="{28A0092B-C50C-407E-A947-70E740481C1C}">
+                          <a14:useLocalDpi xmlns:a14="http://schemas.microsoft.com/office/drawing/2010/main" val="0"/>
+                        </a:ext>
+                      </a:extLst>
+                    </a:blip>
+                    <a:stretch>
+                      <a:fillRect/>
+                    </a:stretch>
+                  </pic:blipFill>
+                  <pic:spPr>
+                    <a:xfrm>
+                      <a:off x="0" y="0"/>
+                      <a:ext cx="5731510" cy="3050540"/>
+                    </a:xfrm>
+                    <a:prstGeom prst="rect">
+                      <a:avLst/>
+                    </a:prstGeom>
+                  </pic:spPr>
+                </pic:pic>
+              </a:graphicData>
+            </a:graphic>
+          </wp:inline>
+        </w:drawing>
+      </w:r>
+    </w:p>
+    <w:p>
+      <w:pPr>
+        <w:rPr>
+          <w:rFonts w:ascii="Arial" w:hAnsi="Arial" w:cs="Arial"/>
+          <w:b/>
+          <w:bCs/>
+          <w:sz w:val="32"/>
+          <w:szCs w:val="32"/>
+        </w:rPr>
+      </w:pPr>
+      <w:r>
+        <w:rPr>
+          <w:rFonts w:ascii="Arial" w:hAnsi="Arial" w:cs="Arial"/>
+          <w:b/>
+          <w:bCs/>
+          <w:noProof/>
+          <w:sz w:val="32"/>
+          <w:szCs w:val="32"/>
+        </w:rPr>
+        <w:drawing>
+          <wp:inline distT="0" distB="0" distL="0" distR="0" wp14:anchorId="4D21FEB1" wp14:editId="6C081982">
+            <wp:extent cx="5731510" cy="2143125"/>
+            <wp:effectExtent l="0" t="0" r="2540" b="9525"/>
+            <wp:docPr id="9" name="Picture 9"/>
+            <wp:cNvGraphicFramePr>
+              <a:graphicFrameLocks xmlns:a="http://schemas.openxmlformats.org/drawingml/2006/main" noChangeAspect="1"/>
+            </wp:cNvGraphicFramePr>
+            <a:graphic xmlns:a="http://schemas.openxmlformats.org/drawingml/2006/main">
+              <a:graphicData uri="http://schemas.openxmlformats.org/drawingml/2006/picture">
+                <pic:pic xmlns:pic="http://schemas.openxmlformats.org/drawingml/2006/picture">
+                  <pic:nvPicPr>
+                    <pic:cNvPr id="9" name="Picture 9"/>
+                    <pic:cNvPicPr/>
+                  </pic:nvPicPr>
+                  <pic:blipFill>
+                    <a:blip r:embed="rId13" cstate="print">
+                      <a:extLst>
+                        <a:ext uri="{28A0092B-C50C-407E-A947-70E740481C1C}">
+                          <a14:useLocalDpi xmlns:a14="http://schemas.microsoft.com/office/drawing/2010/main" val="0"/>
+                        </a:ext>
+                      </a:extLst>
+                    </a:blip>
+                    <a:stretch>
+                      <a:fillRect/>
+                    </a:stretch>
+                  </pic:blipFill>
+                  <pic:spPr>
+                    <a:xfrm>
+                      <a:off x="0" y="0"/>
+                      <a:ext cx="5731510" cy="2143125"/>
+                    </a:xfrm>
+                    <a:prstGeom prst="rect">
+                      <a:avLst/>
+                    </a:prstGeom>
+                  </pic:spPr>
+                </pic:pic>
+              </a:graphicData>
+            </a:graphic>
+          </wp:inline>
+        </w:drawing>
+      </w:r>
+    </w:p>
+    <w:p>
+      <w:pPr>
+        <w:rPr>
+          <w:rFonts w:ascii="Arial" w:hAnsi="Arial" w:cs="Arial"/>
+          <w:b/>
+          <w:bCs/>
+          <w:sz w:val="32"/>
+          <w:szCs w:val="32"/>
+        </w:rPr>
+      </w:pPr>
+      <w:r>
+        <w:rPr>
+          <w:rFonts w:ascii="Arial" w:hAnsi="Arial" w:cs="Arial"/>
+          <w:b/>
+          <w:bCs/>
+          <w:noProof/>
+          <w:sz w:val="32"/>
+          <w:szCs w:val="32"/>
+        </w:rPr>
+        <w:lastRenderedPageBreak/>
+        <w:drawing>
+          <wp:inline distT="0" distB="0" distL="0" distR="0" wp14:anchorId="53C28D16" wp14:editId="662734F3">
+            <wp:extent cx="5731510" cy="2997200"/>
+            <wp:effectExtent l="0" t="0" r="2540" b="0"/>
+            <wp:docPr id="10" name="Picture 10"/>
+            <wp:cNvGraphicFramePr>
+              <a:graphicFrameLocks xmlns:a="http://schemas.openxmlformats.org/drawingml/2006/main" noChangeAspect="1"/>
+            </wp:cNvGraphicFramePr>
+            <a:graphic xmlns:a="http://schemas.openxmlformats.org/drawingml/2006/main">
+              <a:graphicData uri="http://schemas.openxmlformats.org/drawingml/2006/picture">
+                <pic:pic xmlns:pic="http://schemas.openxmlformats.org/drawingml/2006/picture">
+                  <pic:nvPicPr>
+                    <pic:cNvPr id="10" name="Picture 10"/>
+                    <pic:cNvPicPr/>
+                  </pic:nvPicPr>
+                  <pic:blipFill>
+                    <a:blip r:embed="rId14" cstate="print">
+                      <a:extLst>
+                        <a:ext uri="{28A0092B-C50C-407E-A947-70E740481C1C}">
+                          <a14:useLocalDpi xmlns:a14="http://schemas.microsoft.com/office/drawing/2010/main" val="0"/>
+                        </a:ext>
+                      </a:extLst>
+                    </a:blip>
+                    <a:stretch>
+                      <a:fillRect/>
+                    </a:stretch>
+                  </pic:blipFill>
+                  <pic:spPr>
+                    <a:xfrm>
+                      <a:off x="0" y="0"/>
+                      <a:ext cx="5731510" cy="2997200"/>
+                    </a:xfrm>
+                    <a:prstGeom prst="rect">
+                      <a:avLst/>
+                    </a:prstGeom>
+                  </pic:spPr>
+                </pic:pic>
+              </a:graphicData>
+            </a:graphic>
+          </wp:inline>
+        </w:drawing>
+      </w:r>
+    </w:p>
+    <w:p>
+      <w:pPr>
+        <w:rPr>
+          <w:rFonts w:ascii="Arial" w:hAnsi="Arial" w:cs="Arial"/>
+          <w:b/>
+          <w:bCs/>
+          <w:sz w:val="32"/>
+          <w:szCs w:val="32"/>
+        </w:rPr>
+      </w:pPr>
+      <w:r>
+        <w:rPr>
+          <w:rFonts w:ascii="Arial" w:hAnsi="Arial" w:cs="Arial"/>
+          <w:b/>
+          <w:bCs/>
+          <w:noProof/>
+          <w:sz w:val="32"/>
+          <w:szCs w:val="32"/>
+        </w:rPr>
+        <w:drawing>
+          <wp:inline distT="0" distB="0" distL="0" distR="0" wp14:anchorId="56E6FD1A" wp14:editId="20C74DF4">
+            <wp:extent cx="5731510" cy="3041650"/>
+            <wp:effectExtent l="0" t="0" r="2540" b="6350"/>
+            <wp:docPr id="11" name="Picture 11"/>
+            <wp:cNvGraphicFramePr>
+              <a:graphicFrameLocks xmlns:a="http://schemas.openxmlformats.org/drawingml/2006/main" noChangeAspect="1"/>
+            </wp:cNvGraphicFramePr>
+            <a:graphic xmlns:a="http://schemas.openxmlformats.org/drawingml/2006/main">
+              <a:graphicData uri="http://schemas.openxmlformats.org/drawingml/2006/picture">
+                <pic:pic xmlns:pic="http://schemas.openxmlformats.org/drawingml/2006/picture">
+                  <pic:nvPicPr>
+                    <pic:cNvPr id="11" name="Picture 11"/>
+                    <pic:cNvPicPr/>
+                  </pic:nvPicPr>
+                  <pic:blipFill>
+                    <a:blip r:embed="rId15" cstate="print">
+                      <a:extLst>
+                        <a:ext uri="{28A0092B-C50C-407E-A947-70E740481C1C}">
+                          <a14:useLocalDpi xmlns:a14="http://schemas.microsoft.com/office/drawing/2010/main" val="0"/>
+                        </a:ext>
+                      </a:extLst>
+                    </a:blip>
+                    <a:stretch>
+                      <a:fillRect/>
+                    </a:stretch>
+                  </pic:blipFill>
+                  <pic:spPr>
+                    <a:xfrm>
+                      <a:off x="0" y="0"/>
+                      <a:ext cx="5731510" cy="3041650"/>
+                    </a:xfrm>
+                    <a:prstGeom prst="rect">
+                      <a:avLst/>
+                    </a:prstGeom>
+                  </pic:spPr>
+                </pic:pic>
+              </a:graphicData>
+            </a:graphic>
+          </wp:inline>
+        </w:drawing>
+      </w:r>
+    </w:p>
+    <w:p>
+      <w:pPr>
+        <w:rPr>
+          <w:rFonts w:ascii="Arial" w:hAnsi="Arial" w:cs="Arial"/>
+          <w:b/>
+          <w:bCs/>
+          <w:sz w:val="32"/>
+          <w:szCs w:val="32"/>
+        </w:rPr>
+      </w:pPr>
+    </w:p>
+    <w:p>
+      <w:pPr>
+        <w:rPr>
+          <w:rFonts w:ascii="Arial" w:hAnsi="Arial" w:cs="Arial"/>
+          <w:b/>
+          <w:bCs/>
+          <w:sz w:val="32"/>
+          <w:szCs w:val="32"/>
+        </w:rPr>
+      </w:pPr>
+      <w:r>
+        <w:rPr>
+          <w:rFonts w:ascii="Arial" w:hAnsi="Arial" w:cs="Arial"/>
+          <w:b/>
+          <w:bCs/>
+          <w:noProof/>
+          <w:sz w:val="32"/>
+          <w:szCs w:val="32"/>
+        </w:rPr>
+        <w:lastRenderedPageBreak/>
+        <w:drawing>
+          <wp:inline distT="0" distB="0" distL="0" distR="0" wp14:anchorId="5734C0F6" wp14:editId="45EFF139">
+            <wp:extent cx="5731510" cy="3014980"/>
+            <wp:effectExtent l="0" t="0" r="2540" b="0"/>
+            <wp:docPr id="12" name="Picture 12"/>
+            <wp:cNvGraphicFramePr>
+              <a:graphicFrameLocks xmlns:a="http://schemas.openxmlformats.org/drawingml/2006/main" noChangeAspect="1"/>
+            </wp:cNvGraphicFramePr>
+            <a:graphic xmlns:a="http://schemas.openxmlformats.org/drawingml/2006/main">
+              <a:graphicData uri="http://schemas.openxmlformats.org/drawingml/2006/picture">
+                <pic:pic xmlns:pic="http://schemas.openxmlformats.org/drawingml/2006/picture">
+                  <pic:nvPicPr>
+                    <pic:cNvPr id="12" name="Picture 12"/>
+                    <pic:cNvPicPr/>
+                  </pic:nvPicPr>
+                  <pic:blipFill>
+                    <a:blip r:embed="rId16" cstate="print">
+                      <a:extLst>
+                        <a:ext uri="{28A0092B-C50C-407E-A947-70E740481C1C}">
+                          <a14:useLocalDpi xmlns:a14="http://schemas.microsoft.com/office/drawing/2010/main" val="0"/>
+                        </a:ext>
+                      </a:extLst>
+                    </a:blip>
+                    <a:stretch>
+                      <a:fillRect/>
+                    </a:stretch>
+                  </pic:blipFill>
+                  <pic:spPr>
+                    <a:xfrm>
+                      <a:off x="0" y="0"/>
+                      <a:ext cx="5731510" cy="3014980"/>
+                    </a:xfrm>
+                    <a:prstGeom prst="rect">
+                      <a:avLst/>
+                    </a:prstGeom>
+                  </pic:spPr>
+                </pic:pic>
+              </a:graphicData>
+            </a:graphic>
+          </wp:inline>
+        </w:drawing>
+      </w:r>
+    </w:p>
+    <w:p>
+      <w:pPr>
+        <w:rPr>
+          <w:rFonts w:ascii="Arial" w:hAnsi="Arial" w:cs="Arial"/>
+          <w:b/>
+          <w:bCs/>
+          <w:sz w:val="32"/>
+          <w:szCs w:val="32"/>
+        </w:rPr>
+      </w:pPr>
+    </w:p>
+    <w:p>
+      <w:pPr>
+        <w:rPr>
+          <w:rFonts w:ascii="Arial" w:hAnsi="Arial" w:cs="Arial"/>
+          <w:b/>
+          <w:bCs/>
+          <w:sz w:val="32"/>
+          <w:szCs w:val="32"/>
+        </w:rPr>
+      </w:pPr>
+      <w:r>
+        <w:rPr>
+          <w:rFonts w:ascii="Arial" w:hAnsi="Arial" w:cs="Arial"/>
+          <w:b/>
+          <w:bCs/>
+          <w:noProof/>
+          <w:sz w:val="32"/>
+          <w:szCs w:val="32"/>
+        </w:rPr>
+        <w:drawing>
+          <wp:inline distT="0" distB="0" distL="0" distR="0" wp14:anchorId="099D0CCF" wp14:editId="364547D9">
+            <wp:extent cx="5731510" cy="3041015"/>
+            <wp:effectExtent l="0" t="0" r="2540" b="6985"/>
+            <wp:docPr id="13" name="Picture 13"/>
+            <wp:cNvGraphicFramePr>
+              <a:graphicFrameLocks xmlns:a="http://schemas.openxmlformats.org/drawingml/2006/main" noChangeAspect="1"/>
+            </wp:cNvGraphicFramePr>
+            <a:graphic xmlns:a="http://schemas.openxmlformats.org/drawingml/2006/main">
+              <a:graphicData uri="http://schemas.openxmlformats.org/drawingml/2006/picture">
+                <pic:pic xmlns:pic="http://schemas.openxmlformats.org/drawingml/2006/picture">
+                  <pic:nvPicPr>
+                    <pic:cNvPr id="13" name="Picture 13"/>
+                    <pic:cNvPicPr/>
+                  </pic:nvPicPr>
+                  <pic:blipFill>
+                    <a:blip r:embed="rId17" cstate="print">
+                      <a:extLst>
+                        <a:ext uri="{28A0092B-C50C-407E-A947-70E740481C1C}">
+                          <a14:useLocalDpi xmlns:a14="http://schemas.microsoft.com/office/drawing/2010/main" val="0"/>
+                        </a:ext>
+                      </a:extLst>
+                    </a:blip>
+                    <a:stretch>
+                      <a:fillRect/>
+                    </a:stretch>
+                  </pic:blipFill>
+                  <pic:spPr>
+                    <a:xfrm>
+                      <a:off x="0" y="0"/>
+                      <a:ext cx="5731510" cy="3041015"/>
+                    </a:xfrm>
+                    <a:prstGeom prst="rect">
+                      <a:avLst/>
+                    </a:prstGeom>
+                  </pic:spPr>
+                </pic:pic>
+              </a:graphicData>
+            </a:graphic>
+          </wp:inline>
+        </w:drawing>
+      </w:r>
+    </w:p>
+    <w:p>
+      <w:pPr>
+        <w:rPr>
+          <w:rFonts w:ascii="Arial" w:hAnsi="Arial" w:cs="Arial"/>
+          <w:b/>
+          <w:bCs/>
+          <w:sz w:val="32"/>
+          <w:szCs w:val="32"/>
+        </w:rPr>
+      </w:pPr>
+    </w:p>
+    <w:p>
+      <w:pPr>
+        <w:rPr>
+          <w:rFonts w:ascii="Arial" w:hAnsi="Arial" w:cs="Arial"/>
+          <w:b/>
+          <w:bCs/>
+          <w:sz w:val="32"/>
+          <w:szCs w:val="32"/>
+        </w:rPr>
+      </w:pPr>
+      <w:r>
+        <w:rPr>
+          <w:rFonts w:ascii="Arial" w:hAnsi="Arial" w:cs="Arial"/>
+          <w:b/>
+          <w:bCs/>
+          <w:sz w:val="32"/>
+          <w:szCs w:val="32"/>
+        </w:rPr>
+        <w:t>4.Git-HOL File:</w:t>
+      </w:r>
+    </w:p>
+    <w:p>
+      <w:pPr>
+        <w:rPr>
+          <w:rFonts w:ascii="Arial" w:hAnsi="Arial" w:cs="Arial"/>
+        </w:rPr>
+      </w:pPr>
+      <w:r>
+        <w:rPr>
+          <w:rFonts w:ascii="Arial" w:hAnsi="Arial" w:cs="Arial"/>
+        </w:rPr>
+        <w:t>1.</w:t>
+      </w:r>
+      <w:r>
+        <w:rPr>
+          <w:rFonts w:ascii="Arial" w:hAnsi="Arial" w:cs="Arial"/>
+        </w:rPr>
+        <w:tab/>
+        <w:t>Verify if master is in clean state.</w:t>
+      </w:r>
+    </w:p>
+    <w:p>
+      <w:pPr>
+        <w:rPr>
+          <w:rFonts w:ascii="Arial" w:hAnsi="Arial" w:cs="Arial"/>
+        </w:rPr>
+      </w:pPr>
+      <w:r>
+        <w:rPr>
+          <w:rFonts w:ascii="Arial" w:hAnsi="Arial" w:cs="Arial"/>
+        </w:rPr>
+        <w:t>2.</w:t>
+      </w:r>
+      <w:r>
+        <w:rPr>
+          <w:rFonts w:ascii="Arial" w:hAnsi="Arial" w:cs="Arial"/>
+        </w:rPr>
+        <w:tab/>
+        <w:t>Create a branch “</w:t>
+      </w:r>
+      <w:proofErr w:type="spellStart"/>
+      <w:r>
+        <w:rPr>
+          <w:rFonts w:ascii="Arial" w:hAnsi="Arial" w:cs="Arial"/>
+        </w:rPr>
+        <w:t>GitWork</w:t>
+      </w:r>
+      <w:proofErr w:type="spellEnd"/>
+      <w:r>
+        <w:rPr>
+          <w:rFonts w:ascii="Arial" w:hAnsi="Arial" w:cs="Arial"/>
+        </w:rPr>
+        <w:t>”. Add a file “hello.xml”.</w:t>
+      </w:r>
+    </w:p>
+    <w:p>
+      <w:pPr>
+        <w:rPr>
+          <w:rFonts w:ascii="Arial" w:hAnsi="Arial" w:cs="Arial"/>
+        </w:rPr>
+      </w:pPr>
+      <w:r>
+        <w:rPr>
+          <w:rFonts w:ascii="Arial" w:hAnsi="Arial" w:cs="Arial"/>
+        </w:rPr>
+        <w:t>3.</w:t>
+      </w:r>
+      <w:r>
+        <w:rPr>
+          <w:rFonts w:ascii="Arial" w:hAnsi="Arial" w:cs="Arial"/>
+        </w:rPr>
+        <w:tab/>
+        <w:t>Update the content of “hello.xml” and observe the status</w:t>
+      </w:r>
+    </w:p>
+    <w:p>
+      <w:pPr>
+        <w:rPr>
+          <w:rFonts w:ascii="Arial" w:hAnsi="Arial" w:cs="Arial"/>
+        </w:rPr>
+      </w:pPr>
+      <w:r>
+        <w:rPr>
+          <w:rFonts w:ascii="Arial" w:hAnsi="Arial" w:cs="Arial"/>
+        </w:rPr>
+        <w:t>4.</w:t>
+      </w:r>
+      <w:r>
+        <w:rPr>
+          <w:rFonts w:ascii="Arial" w:hAnsi="Arial" w:cs="Arial"/>
+        </w:rPr>
+        <w:tab/>
+        <w:t>Commit the changes to reflect in the branch</w:t>
+      </w:r>
+    </w:p>
+    <w:p>
+      <w:pPr>
+        <w:rPr>
+          <w:rFonts w:ascii="Arial" w:hAnsi="Arial" w:cs="Arial"/>
+        </w:rPr>
+      </w:pPr>
+      <w:r>
+        <w:rPr>
+          <w:rFonts w:ascii="Arial" w:hAnsi="Arial" w:cs="Arial"/>
+        </w:rPr>
+        <w:t>5.</w:t>
+      </w:r>
+      <w:r>
+        <w:rPr>
+          <w:rFonts w:ascii="Arial" w:hAnsi="Arial" w:cs="Arial"/>
+        </w:rPr>
+        <w:tab/>
+        <w:t>Switch to master.</w:t>
+      </w:r>
+    </w:p>
+    <w:p>
+      <w:pPr>
+        <w:rPr>
+          <w:rFonts w:ascii="Arial" w:hAnsi="Arial" w:cs="Arial"/>
+        </w:rPr>
+      </w:pPr>
+      <w:r>
+        <w:rPr>
+          <w:rFonts w:ascii="Arial" w:hAnsi="Arial" w:cs="Arial"/>
+        </w:rPr>
+        <w:lastRenderedPageBreak/>
+        <w:t>6.</w:t>
+      </w:r>
+      <w:r>
+        <w:rPr>
+          <w:rFonts w:ascii="Arial" w:hAnsi="Arial" w:cs="Arial"/>
+        </w:rPr>
+        <w:tab/>
+        <w:t>Add a file “hello.xml” to the master and add some different content than previous.</w:t>
+      </w:r>
+    </w:p>
+    <w:p>
+      <w:pPr>
+        <w:rPr>
+          <w:rFonts w:ascii="Arial" w:hAnsi="Arial" w:cs="Arial"/>
+        </w:rPr>
+      </w:pPr>
+      <w:r>
+        <w:rPr>
+          <w:rFonts w:ascii="Arial" w:hAnsi="Arial" w:cs="Arial"/>
+        </w:rPr>
+        <w:t>7.</w:t>
+      </w:r>
+      <w:r>
+        <w:rPr>
+          <w:rFonts w:ascii="Arial" w:hAnsi="Arial" w:cs="Arial"/>
+        </w:rPr>
+        <w:tab/>
+        <w:t>Commit the changes to the master</w:t>
+      </w:r>
+    </w:p>
+    <w:p>
+      <w:pPr>
+        <w:rPr>
+          <w:rFonts w:ascii="Arial" w:hAnsi="Arial" w:cs="Arial"/>
+        </w:rPr>
+      </w:pPr>
+      <w:r>
+        <w:rPr>
+          <w:rFonts w:ascii="Arial" w:hAnsi="Arial" w:cs="Arial"/>
+        </w:rPr>
+        <w:t>8.</w:t>
+      </w:r>
+      <w:r>
+        <w:rPr>
+          <w:rFonts w:ascii="Arial" w:hAnsi="Arial" w:cs="Arial"/>
+        </w:rPr>
+        <w:tab/>
+        <w:t>Observe the log by executing “git log –</w:t>
+      </w:r>
+      <w:proofErr w:type="spellStart"/>
+      <w:r>
+        <w:rPr>
+          <w:rFonts w:ascii="Arial" w:hAnsi="Arial" w:cs="Arial"/>
+        </w:rPr>
+        <w:t>oneline</w:t>
+      </w:r>
+      <w:proofErr w:type="spellEnd"/>
+      <w:r>
+        <w:rPr>
+          <w:rFonts w:ascii="Arial" w:hAnsi="Arial" w:cs="Arial"/>
+        </w:rPr>
+        <w:t xml:space="preserve"> –graph –decorate –all”</w:t>
+      </w:r>
+    </w:p>
+    <w:p>
+      <w:pPr>
+        <w:rPr>
+          <w:rFonts w:ascii="Arial" w:hAnsi="Arial" w:cs="Arial"/>
+        </w:rPr>
+      </w:pPr>
+      <w:r>
+        <w:rPr>
+          <w:rFonts w:ascii="Arial" w:hAnsi="Arial" w:cs="Arial"/>
+        </w:rPr>
+        <w:t>9.</w:t>
+      </w:r>
+      <w:r>
+        <w:rPr>
+          <w:rFonts w:ascii="Arial" w:hAnsi="Arial" w:cs="Arial"/>
+        </w:rPr>
+        <w:tab/>
+        <w:t>Check the differences with Git diff tool</w:t>
+      </w:r>
+    </w:p>
+    <w:p>
+      <w:pPr>
+        <w:rPr>
+          <w:rFonts w:ascii="Arial" w:hAnsi="Arial" w:cs="Arial"/>
+        </w:rPr>
+      </w:pPr>
+      <w:r>
+        <w:rPr>
+          <w:rFonts w:ascii="Arial" w:hAnsi="Arial" w:cs="Arial"/>
+        </w:rPr>
+        <w:t>10.</w:t>
+      </w:r>
+      <w:r>
+        <w:rPr>
+          <w:rFonts w:ascii="Arial" w:hAnsi="Arial" w:cs="Arial"/>
+        </w:rPr>
+        <w:tab/>
+        <w:t>For better visualization, use P4Merge tool to list out all the differences between master and branch</w:t>
+      </w:r>
+    </w:p>
+    <w:p>
+      <w:pPr>
+        <w:rPr>
+          <w:rFonts w:ascii="Arial" w:hAnsi="Arial" w:cs="Arial"/>
+        </w:rPr>
+      </w:pPr>
+      <w:r>
+        <w:rPr>
+          <w:rFonts w:ascii="Arial" w:hAnsi="Arial" w:cs="Arial"/>
+        </w:rPr>
+        <w:t>11.</w:t>
+      </w:r>
+      <w:r>
+        <w:rPr>
+          <w:rFonts w:ascii="Arial" w:hAnsi="Arial" w:cs="Arial"/>
+        </w:rPr>
+        <w:tab/>
+        <w:t>Merge the bran to the master</w:t>
+      </w:r>
+    </w:p>
+    <w:p>
+      <w:pPr>
+        <w:rPr>
+          <w:rFonts w:ascii="Arial" w:hAnsi="Arial" w:cs="Arial"/>
+        </w:rPr>
+      </w:pPr>
+      <w:r>
+        <w:rPr>
+          <w:rFonts w:ascii="Arial" w:hAnsi="Arial" w:cs="Arial"/>
+        </w:rPr>
+        <w:t>12.</w:t>
+      </w:r>
+      <w:r>
+        <w:rPr>
+          <w:rFonts w:ascii="Arial" w:hAnsi="Arial" w:cs="Arial"/>
+        </w:rPr>
+        <w:tab/>
+        <w:t>Observe the git mark up.</w:t>
+      </w:r>
+    </w:p>
+    <w:p>
+      <w:pPr>
+        <w:rPr>
+          <w:rFonts w:ascii="Arial" w:hAnsi="Arial" w:cs="Arial"/>
+        </w:rPr>
+      </w:pPr>
+      <w:r>
+        <w:rPr>
+          <w:rFonts w:ascii="Arial" w:hAnsi="Arial" w:cs="Arial"/>
+        </w:rPr>
+        <w:t>13.</w:t>
+      </w:r>
+      <w:r>
+        <w:rPr>
+          <w:rFonts w:ascii="Arial" w:hAnsi="Arial" w:cs="Arial"/>
+        </w:rPr>
+        <w:tab/>
+        <w:t>Use 3-way merge tool to resolve the conflict</w:t>
+      </w:r>
+    </w:p>
+    <w:p>
+      <w:pPr>
+        <w:rPr>
+          <w:rFonts w:ascii="Arial" w:hAnsi="Arial" w:cs="Arial"/>
+        </w:rPr>
+      </w:pPr>
+      <w:r>
+        <w:rPr>
+          <w:rFonts w:ascii="Arial" w:hAnsi="Arial" w:cs="Arial"/>
+        </w:rPr>
+        <w:t>14.</w:t>
+      </w:r>
+      <w:r>
+        <w:rPr>
+          <w:rFonts w:ascii="Arial" w:hAnsi="Arial" w:cs="Arial"/>
+        </w:rPr>
+        <w:tab/>
+        <w:t xml:space="preserve">Commit the changes to the master, once done with conflict </w:t>
+      </w:r>
+    </w:p>
+    <w:p>
+      <w:pPr>
+        <w:rPr>
+          <w:rFonts w:ascii="Arial" w:hAnsi="Arial" w:cs="Arial"/>
+        </w:rPr>
+      </w:pPr>
+      <w:r>
+        <w:rPr>
+          <w:rFonts w:ascii="Arial" w:hAnsi="Arial" w:cs="Arial"/>
+        </w:rPr>
+        <w:t>15.</w:t>
+      </w:r>
+      <w:r>
+        <w:rPr>
+          <w:rFonts w:ascii="Arial" w:hAnsi="Arial" w:cs="Arial"/>
+        </w:rPr>
+        <w:tab/>
+        <w:t xml:space="preserve">Observe the git status and add backup file to </w:t>
+      </w:r>
+      <w:proofErr w:type="gramStart"/>
+      <w:r>
+        <w:rPr>
+          <w:rFonts w:ascii="Arial" w:hAnsi="Arial" w:cs="Arial"/>
+        </w:rPr>
+        <w:t>the .</w:t>
+      </w:r>
+      <w:proofErr w:type="spellStart"/>
+      <w:r>
+        <w:rPr>
+          <w:rFonts w:ascii="Arial" w:hAnsi="Arial" w:cs="Arial"/>
+        </w:rPr>
+        <w:t>gitignore</w:t>
+      </w:r>
+      <w:proofErr w:type="spellEnd"/>
+      <w:proofErr w:type="gramEnd"/>
+      <w:r>
+        <w:rPr>
+          <w:rFonts w:ascii="Arial" w:hAnsi="Arial" w:cs="Arial"/>
+        </w:rPr>
+        <w:t xml:space="preserve"> file.</w:t>
+      </w:r>
+    </w:p>
+    <w:p>
+      <w:pPr>
+        <w:rPr>
+          <w:rFonts w:ascii="Arial" w:hAnsi="Arial" w:cs="Arial"/>
+        </w:rPr>
+      </w:pPr>
+      <w:r>
+        <w:rPr>
+          <w:rFonts w:ascii="Arial" w:hAnsi="Arial" w:cs="Arial"/>
+        </w:rPr>
+        <w:t>16.</w:t>
+      </w:r>
+      <w:r>
+        <w:rPr>
+          <w:rFonts w:ascii="Arial" w:hAnsi="Arial" w:cs="Arial"/>
+        </w:rPr>
+        <w:tab/>
+        <w:t xml:space="preserve">Commit the changes to </w:t>
+      </w:r>
+      <w:proofErr w:type="gramStart"/>
+      <w:r>
+        <w:rPr>
+          <w:rFonts w:ascii="Arial" w:hAnsi="Arial" w:cs="Arial"/>
+        </w:rPr>
+        <w:t>the .</w:t>
+      </w:r>
+      <w:proofErr w:type="spellStart"/>
+      <w:r>
+        <w:rPr>
+          <w:rFonts w:ascii="Arial" w:hAnsi="Arial" w:cs="Arial"/>
+        </w:rPr>
+        <w:t>gitignore</w:t>
+      </w:r>
+      <w:proofErr w:type="spellEnd"/>
+      <w:proofErr w:type="gramEnd"/>
+    </w:p>
+    <w:p>
+      <w:pPr>
+        <w:rPr>
+          <w:rFonts w:ascii="Arial" w:hAnsi="Arial" w:cs="Arial"/>
+        </w:rPr>
+      </w:pPr>
+      <w:r>
+        <w:rPr>
+          <w:rFonts w:ascii="Arial" w:hAnsi="Arial" w:cs="Arial"/>
+        </w:rPr>
+        <w:t>17.</w:t>
+      </w:r>
+      <w:r>
+        <w:rPr>
+          <w:rFonts w:ascii="Arial" w:hAnsi="Arial" w:cs="Arial"/>
+        </w:rPr>
+        <w:tab/>
+        <w:t>List out all the available branches</w:t>
+      </w:r>
+    </w:p>
+    <w:p>
+      <w:pPr>
+        <w:rPr>
+          <w:rFonts w:ascii="Arial" w:hAnsi="Arial" w:cs="Arial"/>
+        </w:rPr>
+      </w:pPr>
+      <w:r>
+        <w:rPr>
+          <w:rFonts w:ascii="Arial" w:hAnsi="Arial" w:cs="Arial"/>
+        </w:rPr>
+        <w:t>18.</w:t>
+      </w:r>
+      <w:r>
+        <w:rPr>
+          <w:rFonts w:ascii="Arial" w:hAnsi="Arial" w:cs="Arial"/>
+        </w:rPr>
+        <w:tab/>
+        <w:t>Delete the branch, which merge to master.</w:t>
+      </w:r>
+    </w:p>
+    <w:p>
+      <w:pPr>
+        <w:rPr>
+          <w:rFonts w:ascii="Arial" w:hAnsi="Arial" w:cs="Arial"/>
+        </w:rPr>
+      </w:pPr>
+      <w:r>
+        <w:rPr>
+          <w:rFonts w:ascii="Arial" w:hAnsi="Arial" w:cs="Arial"/>
+        </w:rPr>
+        <w:t>19.</w:t>
+      </w:r>
+      <w:r>
+        <w:rPr>
+          <w:rFonts w:ascii="Arial" w:hAnsi="Arial" w:cs="Arial"/>
+        </w:rPr>
+        <w:tab/>
+        <w:t>Observe the log by executing “git log –</w:t>
+      </w:r>
+      <w:proofErr w:type="spellStart"/>
+      <w:r>
+        <w:rPr>
+          <w:rFonts w:ascii="Arial" w:hAnsi="Arial" w:cs="Arial"/>
+        </w:rPr>
+        <w:t>oneline</w:t>
+      </w:r>
+      <w:proofErr w:type="spellEnd"/>
+      <w:r>
+        <w:rPr>
+          <w:rFonts w:ascii="Arial" w:hAnsi="Arial" w:cs="Arial"/>
+        </w:rPr>
+        <w:t xml:space="preserve"> –graph –decorate”</w:t>
+      </w:r>
+    </w:p>
+    <w:p>
+      <w:pPr>
+        <w:rPr>
+          <w:rFonts w:ascii="Arial" w:hAnsi="Arial" w:cs="Arial"/>
+          <w:b/>
+          <w:bCs/>
+          <w:sz w:val="32"/>
+          <w:szCs w:val="32"/>
+        </w:rPr>
+      </w:pPr>
+      <w:r>
+        <w:rPr>
+          <w:rFonts w:ascii="Arial" w:hAnsi="Arial" w:cs="Arial"/>
+          <w:b/>
+          <w:bCs/>
+          <w:sz w:val="32"/>
+          <w:szCs w:val="32"/>
+        </w:rPr>
+        <w:t>IMPLEMENTATION AND OUTPUT:</w:t>
+      </w:r>
+    </w:p>
+    <w:p>
+      <w:pPr>
+        <w:rPr>
+          <w:rFonts w:ascii="Arial" w:hAnsi="Arial" w:cs="Arial"/>
+          <w:b/>
+          <w:bCs/>
+          <w:sz w:val="32"/>
+          <w:szCs w:val="32"/>
+        </w:rPr>
+      </w:pPr>
+    </w:p>
+    <w:p>
+      <w:pPr>
+        <w:rPr>
+          <w:b/>
+          <w:bCs/>
+          <w:sz w:val="40"/>
+          <w:szCs w:val="40"/>
+          <w:lang w:val="en-US"/>
+        </w:rPr>
+      </w:pPr>
+      <w:r>
+        <w:rPr>
+          <w:b/>
+          <w:bCs/>
+          <w:noProof/>
+          <w:sz w:val="40"/>
+          <w:szCs w:val="40"/>
+          <w:lang w:val="en-US"/>
+        </w:rPr>
+        <w:drawing>
+          <wp:inline distT="0" distB="0" distL="0" distR="0" wp14:anchorId="2D48136E" wp14:editId="45C56A2F">
+            <wp:extent cx="5731510" cy="2988310"/>
+            <wp:effectExtent l="0" t="0" r="2540" b="2540"/>
+            <wp:docPr id="18" name="Picture 18"/>
+            <wp:cNvGraphicFramePr>
+              <a:graphicFrameLocks xmlns:a="http://schemas.openxmlformats.org/drawingml/2006/main" noChangeAspect="1"/>
+            </wp:cNvGraphicFramePr>
+            <a:graphic xmlns:a="http://schemas.openxmlformats.org/drawingml/2006/main">
+              <a:graphicData uri="http://schemas.openxmlformats.org/drawingml/2006/picture">
+                <pic:pic xmlns:pic="http://schemas.openxmlformats.org/drawingml/2006/picture">
+                  <pic:nvPicPr>
+                    <pic:cNvPr id="18" name="Picture 18"/>
+                    <pic:cNvPicPr/>
+                  </pic:nvPicPr>
+                  <pic:blipFill>
+                    <a:blip r:embed="rId18" cstate="print">
+                      <a:extLst>
+                        <a:ext uri="{28A0092B-C50C-407E-A947-70E740481C1C}">
+                          <a14:useLocalDpi xmlns:a14="http://schemas.microsoft.com/office/drawing/2010/main" val="0"/>
+                        </a:ext>
+                      </a:extLst>
+                    </a:blip>
+                    <a:stretch>
+                      <a:fillRect/>
+                    </a:stretch>
+                  </pic:blipFill>
+                  <pic:spPr>
+                    <a:xfrm>
+                      <a:off x="0" y="0"/>
+                      <a:ext cx="5731510" cy="2988310"/>
+                    </a:xfrm>
+                    <a:prstGeom prst="rect">
+                      <a:avLst/>
+                    </a:prstGeom>
+                  </pic:spPr>
+                </pic:pic>
+              </a:graphicData>
+            </a:graphic>
+          </wp:inline>
+        </w:drawing>
+      </w:r>
+    </w:p>
+    <w:p>
+      <w:pPr>
+        <w:rPr>
+          <w:b/>
+          <w:bCs/>
+          <w:sz w:val="40"/>
+          <w:szCs w:val="40"/>
+          <w:lang w:val="en-US"/>
+        </w:rPr>
+      </w:pPr>
+    </w:p>
+    <w:p>
+      <w:pPr>
+        <w:rPr>
+          <w:b/>
+          <w:bCs/>
+          <w:sz w:val="40"/>
+          <w:szCs w:val="40"/>
+          <w:lang w:val="en-US"/>
+        </w:rPr>
+      </w:pPr>
+      <w:r>
+        <w:rPr>
+          <w:b/>
+          <w:bCs/>
+          <w:noProof/>
+          <w:sz w:val="40"/>
+          <w:szCs w:val="40"/>
+          <w:lang w:val="en-US"/>
+        </w:rPr>
+        <w:lastRenderedPageBreak/>
+        <w:drawing>
+          <wp:inline distT="0" distB="0" distL="0" distR="0" wp14:anchorId="41E8C126" wp14:editId="31F03616">
+            <wp:extent cx="5731510" cy="2988310"/>
+            <wp:effectExtent l="0" t="0" r="2540" b="2540"/>
+            <wp:docPr id="19" name="Picture 19"/>
+            <wp:cNvGraphicFramePr>
+              <a:graphicFrameLocks xmlns:a="http://schemas.openxmlformats.org/drawingml/2006/main" noChangeAspect="1"/>
+            </wp:cNvGraphicFramePr>
+            <a:graphic xmlns:a="http://schemas.openxmlformats.org/drawingml/2006/main">
+              <a:graphicData uri="http://schemas.openxmlformats.org/drawingml/2006/picture">
+                <pic:pic xmlns:pic="http://schemas.openxmlformats.org/drawingml/2006/picture">
+                  <pic:nvPicPr>
+                    <pic:cNvPr id="19" name="Picture 19"/>
+                    <pic:cNvPicPr/>
+                  </pic:nvPicPr>
+                  <pic:blipFill>
+                    <a:blip r:embed="rId19" cstate="print">
+                      <a:extLst>
+                        <a:ext uri="{28A0092B-C50C-407E-A947-70E740481C1C}">
+                          <a14:useLocalDpi xmlns:a14="http://schemas.microsoft.com/office/drawing/2010/main" val="0"/>
+                        </a:ext>
+                      </a:extLst>
+                    </a:blip>
+                    <a:stretch>
+                      <a:fillRect/>
+                    </a:stretch>
+                  </pic:blipFill>
+                  <pic:spPr>
+                    <a:xfrm>
+                      <a:off x="0" y="0"/>
+                      <a:ext cx="5731510" cy="2988310"/>
+                    </a:xfrm>
+                    <a:prstGeom prst="rect">
+                      <a:avLst/>
+                    </a:prstGeom>
+                  </pic:spPr>
+                </pic:pic>
+              </a:graphicData>
+            </a:graphic>
+          </wp:inline>
+        </w:drawing>
+      </w:r>
+    </w:p>
+    <w:p>
+      <w:pPr>
+        <w:rPr>
+          <w:b/>
+          <w:bCs/>
+          <w:sz w:val="40"/>
+          <w:szCs w:val="40"/>
+          <w:lang w:val="en-US"/>
+        </w:rPr>
+      </w:pPr>
+      <w:r>
+        <w:rPr>
+          <w:b/>
+          <w:bCs/>
+          <w:noProof/>
+          <w:sz w:val="40"/>
+          <w:szCs w:val="40"/>
+          <w:lang w:val="en-US"/>
+        </w:rPr>
+        <w:drawing>
+          <wp:inline distT="0" distB="0" distL="0" distR="0" wp14:anchorId="406C41A4" wp14:editId="730CAE82">
+            <wp:extent cx="5731510" cy="2979420"/>
+            <wp:effectExtent l="0" t="0" r="2540" b="0"/>
+            <wp:docPr id="20" name="Picture 20"/>
+            <wp:cNvGraphicFramePr>
+              <a:graphicFrameLocks xmlns:a="http://schemas.openxmlformats.org/drawingml/2006/main" noChangeAspect="1"/>
+            </wp:cNvGraphicFramePr>
+            <a:graphic xmlns:a="http://schemas.openxmlformats.org/drawingml/2006/main">
+              <a:graphicData uri="http://schemas.openxmlformats.org/drawingml/2006/picture">
+                <pic:pic xmlns:pic="http://schemas.openxmlformats.org/drawingml/2006/picture">
+                  <pic:nvPicPr>
+                    <pic:cNvPr id="20" name="Picture 20"/>
+                    <pic:cNvPicPr/>
+                  </pic:nvPicPr>
+                  <pic:blipFill>
+                    <a:blip r:embed="rId20" cstate="print">
+                      <a:extLst>
+                        <a:ext uri="{28A0092B-C50C-407E-A947-70E740481C1C}">
+                          <a14:useLocalDpi xmlns:a14="http://schemas.microsoft.com/office/drawing/2010/main" val="0"/>
+                        </a:ext>
+                      </a:extLst>
+                    </a:blip>
+                    <a:stretch>
+                      <a:fillRect/>
+                    </a:stretch>
+                  </pic:blipFill>
+                  <pic:spPr>
+                    <a:xfrm>
+                      <a:off x="0" y="0"/>
+                      <a:ext cx="5731510" cy="2979420"/>
+                    </a:xfrm>
+                    <a:prstGeom prst="rect">
+                      <a:avLst/>
+                    </a:prstGeom>
+                  </pic:spPr>
+                </pic:pic>
+              </a:graphicData>
+            </a:graphic>
+          </wp:inline>
+        </w:drawing>
+      </w:r>
+    </w:p>
+    <w:p>
+      <w:pPr>
+        <w:rPr>
+          <w:b/>
+          <w:bCs/>
+          <w:sz w:val="40"/>
+          <w:szCs w:val="40"/>
+          <w:lang w:val="en-US"/>
+        </w:rPr>
+      </w:pPr>
+    </w:p>
+    <w:p>
+      <w:pPr>
+        <w:rPr>
+          <w:b/>
+          <w:bCs/>
+          <w:sz w:val="40"/>
+          <w:szCs w:val="40"/>
+          <w:lang w:val="en-US"/>
+        </w:rPr>
+      </w:pPr>
+      <w:r>
+        <w:rPr>
+          <w:b/>
+          <w:bCs/>
+          <w:noProof/>
+          <w:sz w:val="40"/>
+          <w:szCs w:val="40"/>
+          <w:lang w:val="en-US"/>
+        </w:rPr>
+        <w:drawing>
+          <wp:inline distT="0" distB="0" distL="0" distR="0" wp14:anchorId="04B080B0" wp14:editId="15523E33">
+            <wp:extent cx="5731510" cy="1751330"/>
+            <wp:effectExtent l="0" t="0" r="2540" b="1270"/>
+            <wp:docPr id="21" name="Picture 21"/>
+            <wp:cNvGraphicFramePr>
+              <a:graphicFrameLocks xmlns:a="http://schemas.openxmlformats.org/drawingml/2006/main" noChangeAspect="1"/>
+            </wp:cNvGraphicFramePr>
+            <a:graphic xmlns:a="http://schemas.openxmlformats.org/drawingml/2006/main">
+              <a:graphicData uri="http://schemas.openxmlformats.org/drawingml/2006/picture">
+                <pic:pic xmlns:pic="http://schemas.openxmlformats.org/drawingml/2006/picture">
+                  <pic:nvPicPr>
+                    <pic:cNvPr id="21" name="Picture 21"/>
+                    <pic:cNvPicPr/>
+                  </pic:nvPicPr>
+                  <pic:blipFill>
+                    <a:blip r:embed="rId21" cstate="print">
+                      <a:extLst>
+                        <a:ext uri="{28A0092B-C50C-407E-A947-70E740481C1C}">
+                          <a14:useLocalDpi xmlns:a14="http://schemas.microsoft.com/office/drawing/2010/main" val="0"/>
+                        </a:ext>
+                      </a:extLst>
+                    </a:blip>
+                    <a:stretch>
+                      <a:fillRect/>
+                    </a:stretch>
+                  </pic:blipFill>
+                  <pic:spPr>
+                    <a:xfrm>
+                      <a:off x="0" y="0"/>
+                      <a:ext cx="5731510" cy="1751330"/>
+                    </a:xfrm>
+                    <a:prstGeom prst="rect">
+                      <a:avLst/>
+                    </a:prstGeom>
+                  </pic:spPr>
+                </pic:pic>
+              </a:graphicData>
+            </a:graphic>
+          </wp:inline>
+        </w:drawing>
+      </w:r>
+    </w:p>
+    <w:p>
+      <w:pPr>
+        <w:rPr>
+          <w:b/>
+          <w:bCs/>
+          <w:sz w:val="40"/>
+          <w:szCs w:val="40"/>
+          <w:lang w:val="en-US"/>
+        </w:rPr>
+      </w:pPr>
+      <w:r>
+        <w:rPr>
+          <w:b/>
+          <w:bCs/>
+          <w:noProof/>
+          <w:sz w:val="40"/>
+          <w:szCs w:val="40"/>
+          <w:lang w:val="en-US"/>
+        </w:rPr>
+        <w:lastRenderedPageBreak/>
+        <w:drawing>
+          <wp:inline distT="0" distB="0" distL="0" distR="0" wp14:anchorId="17D2DB9A" wp14:editId="3C0658B0">
+            <wp:extent cx="5731510" cy="3907790"/>
+            <wp:effectExtent l="0" t="0" r="2540" b="0"/>
+            <wp:docPr id="22" name="Picture 22"/>
+            <wp:cNvGraphicFramePr>
+              <a:graphicFrameLocks xmlns:a="http://schemas.openxmlformats.org/drawingml/2006/main" noChangeAspect="1"/>
+            </wp:cNvGraphicFramePr>
+            <a:graphic xmlns:a="http://schemas.openxmlformats.org/drawingml/2006/main">
+              <a:graphicData uri="http://schemas.openxmlformats.org/drawingml/2006/picture">
+                <pic:pic xmlns:pic="http://schemas.openxmlformats.org/drawingml/2006/picture">
+                  <pic:nvPicPr>
+                    <pic:cNvPr id="22" name="Picture 22"/>
+                    <pic:cNvPicPr/>
+                  </pic:nvPicPr>
+                  <pic:blipFill>
+                    <a:blip r:embed="rId22">
+                      <a:extLst>
+                        <a:ext uri="{28A0092B-C50C-407E-A947-70E740481C1C}">
+                          <a14:useLocalDpi xmlns:a14="http://schemas.microsoft.com/office/drawing/2010/main" val="0"/>
+                        </a:ext>
+                      </a:extLst>
+                    </a:blip>
+                    <a:stretch>
+                      <a:fillRect/>
+                    </a:stretch>
+                  </pic:blipFill>
+                  <pic:spPr>
+                    <a:xfrm>
+                      <a:off x="0" y="0"/>
+                      <a:ext cx="5731510" cy="3907790"/>
+                    </a:xfrm>
+                    <a:prstGeom prst="rect">
+                      <a:avLst/>
+                    </a:prstGeom>
+                  </pic:spPr>
+                </pic:pic>
+              </a:graphicData>
+            </a:graphic>
+          </wp:inline>
+        </w:drawing>
+      </w:r>
+    </w:p>
+    <w:p>
+      <w:pPr>
+        <w:rPr>
+          <w:b/>
+          <w:bCs/>
+          <w:sz w:val="40"/>
+          <w:szCs w:val="40"/>
+          <w:lang w:val="en-US"/>
+        </w:rPr>
+      </w:pPr>
+    </w:p>
+    <w:p>
+      <w:pPr>
+        <w:rPr>
+          <w:b/>
+          <w:bCs/>
+          <w:sz w:val="40"/>
+          <w:szCs w:val="40"/>
+          <w:lang w:val="en-US"/>
+        </w:rPr>
+      </w:pPr>
+      <w:r>
+        <w:rPr>
+          <w:b/>
+          <w:bCs/>
+          <w:noProof/>
+          <w:sz w:val="40"/>
+          <w:szCs w:val="40"/>
+          <w:lang w:val="en-US"/>
+        </w:rPr>
+        <w:drawing>
+          <wp:inline distT="0" distB="0" distL="0" distR="0" wp14:anchorId="66AC9743" wp14:editId="5C1FDB5A">
+            <wp:extent cx="5731510" cy="3877945"/>
+            <wp:effectExtent l="0" t="0" r="2540" b="8255"/>
+            <wp:docPr id="23" name="Picture 23"/>
+            <wp:cNvGraphicFramePr>
+              <a:graphicFrameLocks xmlns:a="http://schemas.openxmlformats.org/drawingml/2006/main" noChangeAspect="1"/>
+            </wp:cNvGraphicFramePr>
+            <a:graphic xmlns:a="http://schemas.openxmlformats.org/drawingml/2006/main">
+              <a:graphicData uri="http://schemas.openxmlformats.org/drawingml/2006/picture">
+                <pic:pic xmlns:pic="http://schemas.openxmlformats.org/drawingml/2006/picture">
+                  <pic:nvPicPr>
+                    <pic:cNvPr id="23" name="Picture 23"/>
+                    <pic:cNvPicPr/>
+                  </pic:nvPicPr>
+                  <pic:blipFill>
+                    <a:blip r:embed="rId23">
+                      <a:extLst>
+                        <a:ext uri="{28A0092B-C50C-407E-A947-70E740481C1C}">
+                          <a14:useLocalDpi xmlns:a14="http://schemas.microsoft.com/office/drawing/2010/main" val="0"/>
+                        </a:ext>
+                      </a:extLst>
+                    </a:blip>
+                    <a:stretch>
+                      <a:fillRect/>
+                    </a:stretch>
+                  </pic:blipFill>
+                  <pic:spPr>
+                    <a:xfrm>
+                      <a:off x="0" y="0"/>
+                      <a:ext cx="5731510" cy="3877945"/>
+                    </a:xfrm>
+                    <a:prstGeom prst="rect">
+                      <a:avLst/>
+                    </a:prstGeom>
+                  </pic:spPr>
+                </pic:pic>
+              </a:graphicData>
+            </a:graphic>
+          </wp:inline>
+        </w:drawing>
+      </w:r>
+    </w:p>
+    <w:p>
+      <w:pPr>
+        <w:rPr>
+          <w:b/>
+          <w:bCs/>
+          <w:sz w:val="40"/>
+          <w:szCs w:val="40"/>
+          <w:lang w:val="en-US"/>
+        </w:rPr>
+      </w:pPr>
+    </w:p>
+    <w:p>
+      <w:pPr>
+        <w:rPr>
+          <w:b/>
+          <w:bCs/>
+          <w:sz w:val="40"/>
+          <w:szCs w:val="40"/>
+          <w:lang w:val="en-US"/>
+        </w:rPr>
+      </w:pPr>
+      <w:r>
+        <w:rPr>
+          <w:b/>
+          <w:bCs/>
+          <w:noProof/>
+          <w:sz w:val="40"/>
+          <w:szCs w:val="40"/>
+          <w:lang w:val="en-US"/>
+        </w:rPr>
+        <w:lastRenderedPageBreak/>
+        <w:drawing>
+          <wp:inline distT="0" distB="0" distL="0" distR="0" wp14:anchorId="75ACE644" wp14:editId="13ECACBC">
+            <wp:extent cx="5731510" cy="3023235"/>
+            <wp:effectExtent l="0" t="0" r="2540" b="5715"/>
+            <wp:docPr id="24" name="Picture 24"/>
+            <wp:cNvGraphicFramePr>
+              <a:graphicFrameLocks xmlns:a="http://schemas.openxmlformats.org/drawingml/2006/main" noChangeAspect="1"/>
+            </wp:cNvGraphicFramePr>
+            <a:graphic xmlns:a="http://schemas.openxmlformats.org/drawingml/2006/main">
+              <a:graphicData uri="http://schemas.openxmlformats.org/drawingml/2006/picture">
+                <pic:pic xmlns:pic="http://schemas.openxmlformats.org/drawingml/2006/picture">
+                  <pic:nvPicPr>
+                    <pic:cNvPr id="24" name="Picture 24"/>
+                    <pic:cNvPicPr/>
+                  </pic:nvPicPr>
+                  <pic:blipFill>
+                    <a:blip r:embed="rId24" cstate="print">
+                      <a:extLst>
+                        <a:ext uri="{28A0092B-C50C-407E-A947-70E740481C1C}">
+                          <a14:useLocalDpi xmlns:a14="http://schemas.microsoft.com/office/drawing/2010/main" val="0"/>
+                        </a:ext>
+                      </a:extLst>
+                    </a:blip>
+                    <a:stretch>
+                      <a:fillRect/>
+                    </a:stretch>
+                  </pic:blipFill>
+                  <pic:spPr>
+                    <a:xfrm>
+                      <a:off x="0" y="0"/>
+                      <a:ext cx="5731510" cy="3023235"/>
+                    </a:xfrm>
+                    <a:prstGeom prst="rect">
+                      <a:avLst/>
+                    </a:prstGeom>
+                  </pic:spPr>
+                </pic:pic>
+              </a:graphicData>
+            </a:graphic>
+          </wp:inline>
+        </w:drawing>
+      </w:r>
+    </w:p>
+    <w:p>
+      <w:pPr>
+        <w:rPr>
+          <w:b/>
+          <w:bCs/>
+          <w:sz w:val="40"/>
+          <w:szCs w:val="40"/>
+          <w:lang w:val="en-US"/>
+        </w:rPr>
+      </w:pPr>
+      <w:r>
+        <w:rPr>
+          <w:b/>
+          <w:bCs/>
+          <w:noProof/>
+          <w:sz w:val="40"/>
+          <w:szCs w:val="40"/>
+          <w:lang w:val="en-US"/>
+        </w:rPr>
+        <w:drawing>
+          <wp:inline distT="0" distB="0" distL="0" distR="0" wp14:anchorId="2D50A6EA" wp14:editId="168AFDCC">
+            <wp:extent cx="5731510" cy="3049905"/>
+            <wp:effectExtent l="0" t="0" r="2540" b="0"/>
+            <wp:docPr id="25" name="Picture 25"/>
+            <wp:cNvGraphicFramePr>
+              <a:graphicFrameLocks xmlns:a="http://schemas.openxmlformats.org/drawingml/2006/main" noChangeAspect="1"/>
+            </wp:cNvGraphicFramePr>
+            <a:graphic xmlns:a="http://schemas.openxmlformats.org/drawingml/2006/main">
+              <a:graphicData uri="http://schemas.openxmlformats.org/drawingml/2006/picture">
+                <pic:pic xmlns:pic="http://schemas.openxmlformats.org/drawingml/2006/picture">
+                  <pic:nvPicPr>
+                    <pic:cNvPr id="25" name="Picture 25"/>
+                    <pic:cNvPicPr/>
+                  </pic:nvPicPr>
+                  <pic:blipFill>
+                    <a:blip r:embed="rId25" cstate="print">
+                      <a:extLst>
+                        <a:ext uri="{28A0092B-C50C-407E-A947-70E740481C1C}">
+                          <a14:useLocalDpi xmlns:a14="http://schemas.microsoft.com/office/drawing/2010/main" val="0"/>
+                        </a:ext>
+                      </a:extLst>
+                    </a:blip>
+                    <a:stretch>
+                      <a:fillRect/>
+                    </a:stretch>
+                  </pic:blipFill>
+                  <pic:spPr>
+                    <a:xfrm>
+                      <a:off x="0" y="0"/>
+                      <a:ext cx="5731510" cy="3049905"/>
+                    </a:xfrm>
+                    <a:prstGeom prst="rect">
+                      <a:avLst/>
+                    </a:prstGeom>
+                  </pic:spPr>
+                </pic:pic>
+              </a:graphicData>
+            </a:graphic>
+          </wp:inline>
+        </w:drawing>
+      </w:r>
+    </w:p>
+    <w:p>
+      <w:pPr>
+        <w:rPr>
+          <w:b/>
+          <w:bCs/>
+          <w:sz w:val="40"/>
+          <w:szCs w:val="40"/>
+          <w:lang w:val="en-US"/>
+        </w:rPr>
+      </w:pPr>
+    </w:p>
+    <w:p>
+      <w:pPr>
+        <w:rPr>
+          <w:b/>
+          <w:bCs/>
+          <w:sz w:val="40"/>
+          <w:szCs w:val="40"/>
+          <w:lang w:val="en-US"/>
+        </w:rPr>
+      </w:pPr>
+      <w:r>
+        <w:rPr>
+          <w:b/>
+          <w:bCs/>
+          <w:sz w:val="40"/>
+          <w:szCs w:val="40"/>
+          <w:lang w:val="en-US"/>
+        </w:rPr>
+        <w:t>5.Git-HOL File:</w:t>
+      </w:r>
+    </w:p>
+    <w:p>
+      <w:pPr>
+        <w:pStyle w:val="ListParagraph"/>
+        <w:numPr>
+          <w:ilvl w:val="0"/>
+          <w:numId w:val="7"/>
+        </w:numPr>
+        <w:spacing w:line="252" w:lineRule="auto"/>
+        <w:rPr>
+          <w:rFonts w:ascii="Arial" w:hAnsi="Arial" w:cs="Arial"/>
+        </w:rPr>
+      </w:pPr>
+      <w:r>
+        <w:rPr>
+          <w:rFonts w:ascii="Arial" w:hAnsi="Arial" w:cs="Arial"/>
+        </w:rPr>
+        <w:t>Verify if master is in clean state.</w:t>
+      </w:r>
+    </w:p>
+    <w:p>
+      <w:pPr>
+        <w:pStyle w:val="ListParagraph"/>
+        <w:numPr>
+          <w:ilvl w:val="0"/>
+          <w:numId w:val="7"/>
+        </w:numPr>
+        <w:spacing w:line="252" w:lineRule="auto"/>
+        <w:rPr>
+          <w:rFonts w:ascii="Arial" w:hAnsi="Arial" w:cs="Arial"/>
+        </w:rPr>
+      </w:pPr>
+      <w:r>
+        <w:rPr>
+          <w:rFonts w:ascii="Arial" w:hAnsi="Arial" w:cs="Arial"/>
+        </w:rPr>
+        <w:t>List out all the available branches.</w:t>
+      </w:r>
+    </w:p>
+    <w:p>
+      <w:pPr>
+        <w:pStyle w:val="ListParagraph"/>
+        <w:numPr>
+          <w:ilvl w:val="0"/>
+          <w:numId w:val="7"/>
+        </w:numPr>
+        <w:spacing w:line="252" w:lineRule="auto"/>
+        <w:rPr>
+          <w:rFonts w:ascii="Arial" w:hAnsi="Arial" w:cs="Arial"/>
+        </w:rPr>
+      </w:pPr>
+      <w:r>
+        <w:rPr>
+          <w:rFonts w:ascii="Arial" w:hAnsi="Arial" w:cs="Arial"/>
+        </w:rPr>
+        <w:t>Pull the remote git repository to the master</w:t>
+      </w:r>
+    </w:p>
+    <w:p>
+      <w:pPr>
+        <w:pStyle w:val="ListParagraph"/>
+        <w:numPr>
+          <w:ilvl w:val="0"/>
+          <w:numId w:val="7"/>
+        </w:numPr>
+        <w:spacing w:line="252" w:lineRule="auto"/>
+        <w:rPr>
+          <w:rFonts w:ascii="Arial" w:hAnsi="Arial" w:cs="Arial"/>
+        </w:rPr>
+      </w:pPr>
+      <w:r>
+        <w:rPr>
+          <w:rFonts w:ascii="Arial" w:hAnsi="Arial" w:cs="Arial"/>
+        </w:rPr>
+        <w:t xml:space="preserve">Push the changes, which are pending from </w:t>
+      </w:r>
+      <w:r>
+        <w:rPr>
+          <w:rFonts w:ascii="Arial" w:hAnsi="Arial" w:cs="Arial"/>
+          <w:b/>
+          <w:bCs/>
+        </w:rPr>
+        <w:t>“Git-T03-HOL_002”</w:t>
+      </w:r>
+      <w:r>
+        <w:rPr>
+          <w:rFonts w:ascii="Arial" w:hAnsi="Arial" w:cs="Arial"/>
+        </w:rPr>
+        <w:t xml:space="preserve"> to the remote repository. </w:t>
+      </w:r>
+    </w:p>
+    <w:p>
+      <w:pPr>
+        <w:pStyle w:val="ListParagraph"/>
+        <w:numPr>
+          <w:ilvl w:val="0"/>
+          <w:numId w:val="7"/>
+        </w:numPr>
+        <w:spacing w:line="252" w:lineRule="auto"/>
+        <w:rPr>
+          <w:rFonts w:ascii="Arial" w:hAnsi="Arial" w:cs="Arial"/>
+        </w:rPr>
+      </w:pPr>
+      <w:r>
+        <w:rPr>
+          <w:rFonts w:ascii="Arial" w:hAnsi="Arial" w:cs="Arial"/>
+        </w:rPr>
+        <w:t>Observe if the changes are reflected in the remote repository.</w:t>
+      </w:r>
+    </w:p>
+    <w:p>
+      <w:pPr>
+        <w:rPr>
+          <w:b/>
+          <w:bCs/>
+          <w:sz w:val="40"/>
+          <w:szCs w:val="40"/>
+          <w:lang w:val="en-US"/>
+        </w:rPr>
+      </w:pPr>
+    </w:p>
+    <w:p>
+      <w:pPr>
+        <w:rPr>
+          <w:b/>
+          <w:bCs/>
+          <w:sz w:val="40"/>
+          <w:szCs w:val="40"/>
+          <w:lang w:val="en-US"/>
+        </w:rPr>
+      </w:pPr>
+      <w:r>
+        <w:rPr>
+          <w:b/>
+          <w:bCs/>
+          <w:sz w:val="40"/>
+          <w:szCs w:val="40"/>
+          <w:lang w:val="en-US"/>
+        </w:rPr>
+        <w:lastRenderedPageBreak/>
+        <w:t>IMPLEMENTATION AND OUTPUT:</w:t>
+      </w:r>
+    </w:p>
+    <w:p>
+      <w:pPr>
+        <w:rPr>
+          <w:b/>
+          <w:bCs/>
+          <w:sz w:val="40"/>
+          <w:szCs w:val="40"/>
+          <w:lang w:val="en-US"/>
+        </w:rPr>
+      </w:pPr>
+      <w:r>
+        <w:rPr>
+          <w:b/>
+          <w:bCs/>
+          <w:noProof/>
+          <w:sz w:val="40"/>
+          <w:szCs w:val="40"/>
+          <w:lang w:val="en-US"/>
+        </w:rPr>
+        <w:drawing>
+          <wp:inline distT="0" distB="0" distL="0" distR="0" wp14:anchorId="01307176" wp14:editId="0FA98F5B">
+            <wp:extent cx="5731510" cy="2979420"/>
+            <wp:effectExtent l="0" t="0" r="2540" b="0"/>
+            <wp:docPr id="26" name="Picture 26"/>
+            <wp:cNvGraphicFramePr>
+              <a:graphicFrameLocks xmlns:a="http://schemas.openxmlformats.org/drawingml/2006/main" noChangeAspect="1"/>
+            </wp:cNvGraphicFramePr>
+            <a:graphic xmlns:a="http://schemas.openxmlformats.org/drawingml/2006/main">
+              <a:graphicData uri="http://schemas.openxmlformats.org/drawingml/2006/picture">
+                <pic:pic xmlns:pic="http://schemas.openxmlformats.org/drawingml/2006/picture">
+                  <pic:nvPicPr>
+                    <pic:cNvPr id="26" name="Picture 26"/>
+                    <pic:cNvPicPr/>
+                  </pic:nvPicPr>
+                  <pic:blipFill>
+                    <a:blip r:embed="rId26" cstate="print">
+                      <a:extLst>
+                        <a:ext uri="{28A0092B-C50C-407E-A947-70E740481C1C}">
+                          <a14:useLocalDpi xmlns:a14="http://schemas.microsoft.com/office/drawing/2010/main" val="0"/>
+                        </a:ext>
+                      </a:extLst>
+                    </a:blip>
+                    <a:stretch>
+                      <a:fillRect/>
+                    </a:stretch>
+                  </pic:blipFill>
+                  <pic:spPr>
+                    <a:xfrm>
+                      <a:off x="0" y="0"/>
+                      <a:ext cx="5731510" cy="2979420"/>
+                    </a:xfrm>
+                    <a:prstGeom prst="rect">
+                      <a:avLst/>
+                    </a:prstGeom>
+                  </pic:spPr>
+                </pic:pic>
+              </a:graphicData>
+            </a:graphic>
+          </wp:inline>
+        </w:drawing>
+      </w:r>
+    </w:p>
+    <w:p>
+      <w:pPr>
+        <w:rPr>
+          <w:b/>
+          <w:bCs/>
+          <w:sz w:val="40"/>
+          <w:szCs w:val="40"/>
+          <w:lang w:val="en-US"/>
+        </w:rPr>
+      </w:pPr>
+      <w:r>
+        <w:rPr>
+          <w:b/>
+          <w:bCs/>
+          <w:noProof/>
+          <w:sz w:val="40"/>
+          <w:szCs w:val="40"/>
+          <w:lang w:val="en-US"/>
+        </w:rPr>
+        <w:drawing>
+          <wp:inline distT="0" distB="0" distL="0" distR="0" wp14:anchorId="30AE63BE" wp14:editId="303566CD">
+            <wp:extent cx="5731510" cy="2773045"/>
+            <wp:effectExtent l="0" t="0" r="2540" b="8255"/>
+            <wp:docPr id="27" name="Picture 27"/>
+            <wp:cNvGraphicFramePr>
+              <a:graphicFrameLocks xmlns:a="http://schemas.openxmlformats.org/drawingml/2006/main" noChangeAspect="1"/>
+            </wp:cNvGraphicFramePr>
+            <a:graphic xmlns:a="http://schemas.openxmlformats.org/drawingml/2006/main">
+              <a:graphicData uri="http://schemas.openxmlformats.org/drawingml/2006/picture">
+                <pic:pic xmlns:pic="http://schemas.openxmlformats.org/drawingml/2006/picture">
+                  <pic:nvPicPr>
+                    <pic:cNvPr id="27" name="Picture 27"/>
+                    <pic:cNvPicPr/>
+                  </pic:nvPicPr>
+                  <pic:blipFill>
+                    <a:blip r:embed="rId27" cstate="print">
+                      <a:extLst>
+                        <a:ext uri="{28A0092B-C50C-407E-A947-70E740481C1C}">
+                          <a14:useLocalDpi xmlns:a14="http://schemas.microsoft.com/office/drawing/2010/main" val="0"/>
+                        </a:ext>
+                      </a:extLst>
+                    </a:blip>
+                    <a:stretch>
+                      <a:fillRect/>
+                    </a:stretch>
+                  </pic:blipFill>
+                  <pic:spPr>
+                    <a:xfrm>
+                      <a:off x="0" y="0"/>
+                      <a:ext cx="5731510" cy="2773045"/>
+                    </a:xfrm>
+                    <a:prstGeom prst="rect">
+                      <a:avLst/>
+                    </a:prstGeom>
+                  </pic:spPr>
+                </pic:pic>
+              </a:graphicData>
+            </a:graphic>
+          </wp:inline>
+        </w:drawing>
+      </w:r>
+    </w:p>
+    <w:p>
+      <w:pPr>
+        <w:rPr>
+          <w:b/>
+          <w:bCs/>
+          <w:sz w:val="40"/>
+          <w:szCs w:val="40"/>
+          <w:lang w:val="en-US"/>
+        </w:rPr>
+      </w:pPr>
+    </w:p>
+    <w:p>
+      <w:pPr>
+        <w:rPr>
+          <w:b/>
+          <w:bCs/>
+          <w:sz w:val="40"/>
+          <w:szCs w:val="40"/>
+          <w:lang w:val="en-US"/>
+        </w:rPr>
+      </w:pPr>
+      <w:r>
+        <w:rPr>
+          <w:b/>
+          <w:bCs/>
+          <w:sz w:val="40"/>
+          <w:szCs w:val="40"/>
+          <w:lang w:val="en-US"/>
+        </w:rPr>
+        <w:t xml:space="preserve">       </w:t>
+      </w:r>
+    </w:p>
+    <w:p>
+      <w:pPr>
+        <w:rPr>
+          <w:b/>
+          <w:bCs/>
+          <w:sz w:val="40"/>
+          <w:szCs w:val="40"/>
+          <w:lang w:val="en-US"/>
+        </w:rPr>
+      </w:pPr>
+    </w:p>
+    <w:p>
+      <w:pPr>
+        <w:rPr>
+          <w:lang w:val="en-US"/>
+        </w:rPr>
+      </w:pPr>
     </w:p>
     <w:sectPr>
       <w:pgSz w:w="11906" w:h="16838"/>
@@ -23,6 +3117,823 @@
     </w:sectPr>
   </w:body>
 </w:document>
+</file>
+
+<file path=word/numbering.xml><?xml version="1.0" encoding="utf-8"?>
+<w:numbering xmlns:wpc="http://schemas.microsoft.com/office/word/2010/wordprocessingCanvas" xmlns:cx="http://schemas.microsoft.com/office/drawing/2014/chartex" xmlns:cx1="http://schemas.microsoft.com/office/drawing/2015/9/8/chartex" xmlns:cx2="http://schemas.microsoft.com/office/drawing/2015/10/21/chartex" xmlns:cx3="http://schemas.microsoft.com/office/drawing/2016/5/9/chartex" xmlns:cx4="http://schemas.microsoft.com/office/drawing/2016/5/10/chartex" xmlns:cx5="http://schemas.microsoft.com/office/drawing/2016/5/11/chartex" xmlns:cx6="http://schemas.microsoft.com/office/drawing/2016/5/12/chartex" xmlns:cx7="http://schemas.microsoft.com/office/drawing/2016/5/13/chartex" xmlns:cx8="http://schemas.microsoft.com/office/drawing/2016/5/14/chartex" xmlns:mc="http://schemas.openxmlformats.org/markup-compatibility/2006" xmlns:aink="http://schemas.microsoft.com/office/drawing/2016/ink" xmlns:am3d="http://schemas.microsoft.com/office/drawing/2017/model3d" xmlns:o="urn:schemas-microsoft-com:office:office" xmlns:r="http://schemas.openxmlformats.org/officeDocument/2006/relationships" xmlns:m="http://schemas.openxmlformats.org/officeDocument/2006/math" xmlns:v="urn:schemas-microsoft-com:vml" xmlns:wp14="http://schemas.microsoft.com/office/word/2010/wordprocessingDrawing" xmlns:wp="http://schemas.openxmlformats.org/drawingml/2006/wordprocessingDrawing" xmlns:w10="urn:schemas-microsoft-com:office:word" xmlns:w="http://schemas.openxmlformats.org/wordprocessingml/2006/main" xmlns:w14="http://schemas.microsoft.com/office/word/2010/wordml" xmlns:w15="http://schemas.microsoft.com/office/word/2012/wordml" xmlns:w16cex="http://schemas.microsoft.com/office/word/2018/wordml/cex" xmlns:w16cid="http://schemas.microsoft.com/office/word/2016/wordml/cid" xmlns:w16="http://schemas.microsoft.com/office/word/2018/wordml" xmlns:w16sdtdh="http://schemas.microsoft.com/office/word/2020/wordml/sdtdatahash" xmlns:w16se="http://schemas.microsoft.com/office/word/2015/wordml/symex" xmlns:wpg="http://schemas.microsoft.com/office/word/2010/wordprocessingGroup" xmlns:wpi="http://schemas.microsoft.com/office/word/2010/wordprocessingInk" xmlns:wne="http://schemas.microsoft.com/office/word/2006/wordml" xmlns:wps="http://schemas.microsoft.com/office/word/2010/wordprocessingShape" mc:Ignorable="w14 w15 w16se w16cid w16 w16cex w16sdtdh wp14">
+  <w:abstractNum w:abstractNumId="0" w15:restartNumberingAfterBreak="0">
+    <w:nsid w:val="18523E10"/>
+    <w:multiLevelType w:val="hybridMultilevel"/>
+    <w:tmpl w:val="50FEAD66"/>
+    <w:lvl w:ilvl="0" w:tplc="04090001">
+      <w:start w:val="1"/>
+      <w:numFmt w:val="bullet"/>
+      <w:lvlText w:val=""/>
+      <w:lvlJc w:val="left"/>
+      <w:pPr>
+        <w:ind w:left="720" w:hanging="360"/>
+      </w:pPr>
+      <w:rPr>
+        <w:rFonts w:ascii="Symbol" w:hAnsi="Symbol" w:hint="default"/>
+      </w:rPr>
+    </w:lvl>
+    <w:lvl w:ilvl="1" w:tplc="04090003">
+      <w:start w:val="1"/>
+      <w:numFmt w:val="bullet"/>
+      <w:lvlText w:val="o"/>
+      <w:lvlJc w:val="left"/>
+      <w:pPr>
+        <w:ind w:left="1440" w:hanging="360"/>
+      </w:pPr>
+      <w:rPr>
+        <w:rFonts w:ascii="Courier New" w:hAnsi="Courier New" w:cs="Courier New" w:hint="default"/>
+      </w:rPr>
+    </w:lvl>
+    <w:lvl w:ilvl="2" w:tplc="04090005">
+      <w:start w:val="1"/>
+      <w:numFmt w:val="bullet"/>
+      <w:lvlText w:val=""/>
+      <w:lvlJc w:val="left"/>
+      <w:pPr>
+        <w:ind w:left="2160" w:hanging="360"/>
+      </w:pPr>
+      <w:rPr>
+        <w:rFonts w:ascii="Wingdings" w:hAnsi="Wingdings" w:hint="default"/>
+      </w:rPr>
+    </w:lvl>
+    <w:lvl w:ilvl="3" w:tplc="04090001">
+      <w:start w:val="1"/>
+      <w:numFmt w:val="bullet"/>
+      <w:lvlText w:val=""/>
+      <w:lvlJc w:val="left"/>
+      <w:pPr>
+        <w:ind w:left="2880" w:hanging="360"/>
+      </w:pPr>
+      <w:rPr>
+        <w:rFonts w:ascii="Symbol" w:hAnsi="Symbol" w:hint="default"/>
+      </w:rPr>
+    </w:lvl>
+    <w:lvl w:ilvl="4" w:tplc="04090003">
+      <w:start w:val="1"/>
+      <w:numFmt w:val="bullet"/>
+      <w:lvlText w:val="o"/>
+      <w:lvlJc w:val="left"/>
+      <w:pPr>
+        <w:ind w:left="3600" w:hanging="360"/>
+      </w:pPr>
+      <w:rPr>
+        <w:rFonts w:ascii="Courier New" w:hAnsi="Courier New" w:cs="Courier New" w:hint="default"/>
+      </w:rPr>
+    </w:lvl>
+    <w:lvl w:ilvl="5" w:tplc="04090005">
+      <w:start w:val="1"/>
+      <w:numFmt w:val="bullet"/>
+      <w:lvlText w:val=""/>
+      <w:lvlJc w:val="left"/>
+      <w:pPr>
+        <w:ind w:left="4320" w:hanging="360"/>
+      </w:pPr>
+      <w:rPr>
+        <w:rFonts w:ascii="Wingdings" w:hAnsi="Wingdings" w:hint="default"/>
+      </w:rPr>
+    </w:lvl>
+    <w:lvl w:ilvl="6" w:tplc="04090001">
+      <w:start w:val="1"/>
+      <w:numFmt w:val="bullet"/>
+      <w:lvlText w:val=""/>
+      <w:lvlJc w:val="left"/>
+      <w:pPr>
+        <w:ind w:left="5040" w:hanging="360"/>
+      </w:pPr>
+      <w:rPr>
+        <w:rFonts w:ascii="Symbol" w:hAnsi="Symbol" w:hint="default"/>
+      </w:rPr>
+    </w:lvl>
+    <w:lvl w:ilvl="7" w:tplc="04090003">
+      <w:start w:val="1"/>
+      <w:numFmt w:val="bullet"/>
+      <w:lvlText w:val="o"/>
+      <w:lvlJc w:val="left"/>
+      <w:pPr>
+        <w:ind w:left="5760" w:hanging="360"/>
+      </w:pPr>
+      <w:rPr>
+        <w:rFonts w:ascii="Courier New" w:hAnsi="Courier New" w:cs="Courier New" w:hint="default"/>
+      </w:rPr>
+    </w:lvl>
+    <w:lvl w:ilvl="8" w:tplc="04090005">
+      <w:start w:val="1"/>
+      <w:numFmt w:val="bullet"/>
+      <w:lvlText w:val=""/>
+      <w:lvlJc w:val="left"/>
+      <w:pPr>
+        <w:ind w:left="6480" w:hanging="360"/>
+      </w:pPr>
+      <w:rPr>
+        <w:rFonts w:ascii="Wingdings" w:hAnsi="Wingdings" w:hint="default"/>
+      </w:rPr>
+    </w:lvl>
+  </w:abstractNum>
+  <w:abstractNum w:abstractNumId="1" w15:restartNumberingAfterBreak="0">
+    <w:nsid w:val="2C7B2FAD"/>
+    <w:multiLevelType w:val="hybridMultilevel"/>
+    <w:tmpl w:val="602E5C72"/>
+    <w:lvl w:ilvl="0" w:tplc="40090001">
+      <w:start w:val="1"/>
+      <w:numFmt w:val="bullet"/>
+      <w:lvlText w:val=""/>
+      <w:lvlJc w:val="left"/>
+      <w:pPr>
+        <w:ind w:left="720" w:hanging="360"/>
+      </w:pPr>
+      <w:rPr>
+        <w:rFonts w:ascii="Symbol" w:hAnsi="Symbol" w:hint="default"/>
+      </w:rPr>
+    </w:lvl>
+    <w:lvl w:ilvl="1" w:tplc="40090003">
+      <w:start w:val="1"/>
+      <w:numFmt w:val="bullet"/>
+      <w:lvlText w:val="o"/>
+      <w:lvlJc w:val="left"/>
+      <w:pPr>
+        <w:ind w:left="1440" w:hanging="360"/>
+      </w:pPr>
+      <w:rPr>
+        <w:rFonts w:ascii="Courier New" w:hAnsi="Courier New" w:cs="Courier New" w:hint="default"/>
+      </w:rPr>
+    </w:lvl>
+    <w:lvl w:ilvl="2" w:tplc="40090005" w:tentative="1">
+      <w:start w:val="1"/>
+      <w:numFmt w:val="bullet"/>
+      <w:lvlText w:val=""/>
+      <w:lvlJc w:val="left"/>
+      <w:pPr>
+        <w:ind w:left="2160" w:hanging="360"/>
+      </w:pPr>
+      <w:rPr>
+        <w:rFonts w:ascii="Wingdings" w:hAnsi="Wingdings" w:hint="default"/>
+      </w:rPr>
+    </w:lvl>
+    <w:lvl w:ilvl="3" w:tplc="40090001" w:tentative="1">
+      <w:start w:val="1"/>
+      <w:numFmt w:val="bullet"/>
+      <w:lvlText w:val=""/>
+      <w:lvlJc w:val="left"/>
+      <w:pPr>
+        <w:ind w:left="2880" w:hanging="360"/>
+      </w:pPr>
+      <w:rPr>
+        <w:rFonts w:ascii="Symbol" w:hAnsi="Symbol" w:hint="default"/>
+      </w:rPr>
+    </w:lvl>
+    <w:lvl w:ilvl="4" w:tplc="40090003" w:tentative="1">
+      <w:start w:val="1"/>
+      <w:numFmt w:val="bullet"/>
+      <w:lvlText w:val="o"/>
+      <w:lvlJc w:val="left"/>
+      <w:pPr>
+        <w:ind w:left="3600" w:hanging="360"/>
+      </w:pPr>
+      <w:rPr>
+        <w:rFonts w:ascii="Courier New" w:hAnsi="Courier New" w:cs="Courier New" w:hint="default"/>
+      </w:rPr>
+    </w:lvl>
+    <w:lvl w:ilvl="5" w:tplc="40090005" w:tentative="1">
+      <w:start w:val="1"/>
+      <w:numFmt w:val="bullet"/>
+      <w:lvlText w:val=""/>
+      <w:lvlJc w:val="left"/>
+      <w:pPr>
+        <w:ind w:left="4320" w:hanging="360"/>
+      </w:pPr>
+      <w:rPr>
+        <w:rFonts w:ascii="Wingdings" w:hAnsi="Wingdings" w:hint="default"/>
+      </w:rPr>
+    </w:lvl>
+    <w:lvl w:ilvl="6" w:tplc="40090001" w:tentative="1">
+      <w:start w:val="1"/>
+      <w:numFmt w:val="bullet"/>
+      <w:lvlText w:val=""/>
+      <w:lvlJc w:val="left"/>
+      <w:pPr>
+        <w:ind w:left="5040" w:hanging="360"/>
+      </w:pPr>
+      <w:rPr>
+        <w:rFonts w:ascii="Symbol" w:hAnsi="Symbol" w:hint="default"/>
+      </w:rPr>
+    </w:lvl>
+    <w:lvl w:ilvl="7" w:tplc="40090003" w:tentative="1">
+      <w:start w:val="1"/>
+      <w:numFmt w:val="bullet"/>
+      <w:lvlText w:val="o"/>
+      <w:lvlJc w:val="left"/>
+      <w:pPr>
+        <w:ind w:left="5760" w:hanging="360"/>
+      </w:pPr>
+      <w:rPr>
+        <w:rFonts w:ascii="Courier New" w:hAnsi="Courier New" w:cs="Courier New" w:hint="default"/>
+      </w:rPr>
+    </w:lvl>
+    <w:lvl w:ilvl="8" w:tplc="40090005" w:tentative="1">
+      <w:start w:val="1"/>
+      <w:numFmt w:val="bullet"/>
+      <w:lvlText w:val=""/>
+      <w:lvlJc w:val="left"/>
+      <w:pPr>
+        <w:ind w:left="6480" w:hanging="360"/>
+      </w:pPr>
+      <w:rPr>
+        <w:rFonts w:ascii="Wingdings" w:hAnsi="Wingdings" w:hint="default"/>
+      </w:rPr>
+    </w:lvl>
+  </w:abstractNum>
+  <w:abstractNum w:abstractNumId="2" w15:restartNumberingAfterBreak="0">
+    <w:nsid w:val="2C8F198F"/>
+    <w:multiLevelType w:val="hybridMultilevel"/>
+    <w:tmpl w:val="C7A0D0FC"/>
+    <w:lvl w:ilvl="0" w:tplc="04090001">
+      <w:start w:val="1"/>
+      <w:numFmt w:val="bullet"/>
+      <w:lvlText w:val=""/>
+      <w:lvlJc w:val="left"/>
+      <w:pPr>
+        <w:ind w:left="720" w:hanging="360"/>
+      </w:pPr>
+      <w:rPr>
+        <w:rFonts w:ascii="Symbol" w:hAnsi="Symbol" w:hint="default"/>
+      </w:rPr>
+    </w:lvl>
+    <w:lvl w:ilvl="1" w:tplc="04090003">
+      <w:start w:val="1"/>
+      <w:numFmt w:val="bullet"/>
+      <w:lvlText w:val="o"/>
+      <w:lvlJc w:val="left"/>
+      <w:pPr>
+        <w:ind w:left="1440" w:hanging="360"/>
+      </w:pPr>
+      <w:rPr>
+        <w:rFonts w:ascii="Courier New" w:hAnsi="Courier New" w:cs="Courier New" w:hint="default"/>
+      </w:rPr>
+    </w:lvl>
+    <w:lvl w:ilvl="2" w:tplc="04090005">
+      <w:start w:val="1"/>
+      <w:numFmt w:val="bullet"/>
+      <w:lvlText w:val=""/>
+      <w:lvlJc w:val="left"/>
+      <w:pPr>
+        <w:ind w:left="2160" w:hanging="360"/>
+      </w:pPr>
+      <w:rPr>
+        <w:rFonts w:ascii="Wingdings" w:hAnsi="Wingdings" w:hint="default"/>
+      </w:rPr>
+    </w:lvl>
+    <w:lvl w:ilvl="3" w:tplc="04090001">
+      <w:start w:val="1"/>
+      <w:numFmt w:val="bullet"/>
+      <w:lvlText w:val=""/>
+      <w:lvlJc w:val="left"/>
+      <w:pPr>
+        <w:ind w:left="2880" w:hanging="360"/>
+      </w:pPr>
+      <w:rPr>
+        <w:rFonts w:ascii="Symbol" w:hAnsi="Symbol" w:hint="default"/>
+      </w:rPr>
+    </w:lvl>
+    <w:lvl w:ilvl="4" w:tplc="04090003">
+      <w:start w:val="1"/>
+      <w:numFmt w:val="bullet"/>
+      <w:lvlText w:val="o"/>
+      <w:lvlJc w:val="left"/>
+      <w:pPr>
+        <w:ind w:left="3600" w:hanging="360"/>
+      </w:pPr>
+      <w:rPr>
+        <w:rFonts w:ascii="Courier New" w:hAnsi="Courier New" w:cs="Courier New" w:hint="default"/>
+      </w:rPr>
+    </w:lvl>
+    <w:lvl w:ilvl="5" w:tplc="04090005">
+      <w:start w:val="1"/>
+      <w:numFmt w:val="bullet"/>
+      <w:lvlText w:val=""/>
+      <w:lvlJc w:val="left"/>
+      <w:pPr>
+        <w:ind w:left="4320" w:hanging="360"/>
+      </w:pPr>
+      <w:rPr>
+        <w:rFonts w:ascii="Wingdings" w:hAnsi="Wingdings" w:hint="default"/>
+      </w:rPr>
+    </w:lvl>
+    <w:lvl w:ilvl="6" w:tplc="04090001">
+      <w:start w:val="1"/>
+      <w:numFmt w:val="bullet"/>
+      <w:lvlText w:val=""/>
+      <w:lvlJc w:val="left"/>
+      <w:pPr>
+        <w:ind w:left="5040" w:hanging="360"/>
+      </w:pPr>
+      <w:rPr>
+        <w:rFonts w:ascii="Symbol" w:hAnsi="Symbol" w:hint="default"/>
+      </w:rPr>
+    </w:lvl>
+    <w:lvl w:ilvl="7" w:tplc="04090003">
+      <w:start w:val="1"/>
+      <w:numFmt w:val="bullet"/>
+      <w:lvlText w:val="o"/>
+      <w:lvlJc w:val="left"/>
+      <w:pPr>
+        <w:ind w:left="5760" w:hanging="360"/>
+      </w:pPr>
+      <w:rPr>
+        <w:rFonts w:ascii="Courier New" w:hAnsi="Courier New" w:cs="Courier New" w:hint="default"/>
+      </w:rPr>
+    </w:lvl>
+    <w:lvl w:ilvl="8" w:tplc="04090005">
+      <w:start w:val="1"/>
+      <w:numFmt w:val="bullet"/>
+      <w:lvlText w:val=""/>
+      <w:lvlJc w:val="left"/>
+      <w:pPr>
+        <w:ind w:left="6480" w:hanging="360"/>
+      </w:pPr>
+      <w:rPr>
+        <w:rFonts w:ascii="Wingdings" w:hAnsi="Wingdings" w:hint="default"/>
+      </w:rPr>
+    </w:lvl>
+  </w:abstractNum>
+  <w:abstractNum w:abstractNumId="3" w15:restartNumberingAfterBreak="0">
+    <w:nsid w:val="2F0F0A00"/>
+    <w:multiLevelType w:val="hybridMultilevel"/>
+    <w:tmpl w:val="3DAE8A36"/>
+    <w:lvl w:ilvl="0" w:tplc="0409000F">
+      <w:start w:val="1"/>
+      <w:numFmt w:val="decimal"/>
+      <w:lvlText w:val="%1."/>
+      <w:lvlJc w:val="left"/>
+      <w:pPr>
+        <w:ind w:left="720" w:hanging="360"/>
+      </w:pPr>
+    </w:lvl>
+    <w:lvl w:ilvl="1" w:tplc="04090019">
+      <w:start w:val="1"/>
+      <w:numFmt w:val="lowerLetter"/>
+      <w:lvlText w:val="%2."/>
+      <w:lvlJc w:val="left"/>
+      <w:pPr>
+        <w:ind w:left="1440" w:hanging="360"/>
+      </w:pPr>
+    </w:lvl>
+    <w:lvl w:ilvl="2" w:tplc="0409001B">
+      <w:start w:val="1"/>
+      <w:numFmt w:val="lowerRoman"/>
+      <w:lvlText w:val="%3."/>
+      <w:lvlJc w:val="right"/>
+      <w:pPr>
+        <w:ind w:left="2160" w:hanging="180"/>
+      </w:pPr>
+    </w:lvl>
+    <w:lvl w:ilvl="3" w:tplc="0409000F">
+      <w:start w:val="1"/>
+      <w:numFmt w:val="decimal"/>
+      <w:lvlText w:val="%4."/>
+      <w:lvlJc w:val="left"/>
+      <w:pPr>
+        <w:ind w:left="2880" w:hanging="360"/>
+      </w:pPr>
+    </w:lvl>
+    <w:lvl w:ilvl="4" w:tplc="04090019">
+      <w:start w:val="1"/>
+      <w:numFmt w:val="lowerLetter"/>
+      <w:lvlText w:val="%5."/>
+      <w:lvlJc w:val="left"/>
+      <w:pPr>
+        <w:ind w:left="3600" w:hanging="360"/>
+      </w:pPr>
+    </w:lvl>
+    <w:lvl w:ilvl="5" w:tplc="0409001B">
+      <w:start w:val="1"/>
+      <w:numFmt w:val="lowerRoman"/>
+      <w:lvlText w:val="%6."/>
+      <w:lvlJc w:val="right"/>
+      <w:pPr>
+        <w:ind w:left="4320" w:hanging="180"/>
+      </w:pPr>
+    </w:lvl>
+    <w:lvl w:ilvl="6" w:tplc="0409000F">
+      <w:start w:val="1"/>
+      <w:numFmt w:val="decimal"/>
+      <w:lvlText w:val="%7."/>
+      <w:lvlJc w:val="left"/>
+      <w:pPr>
+        <w:ind w:left="5040" w:hanging="360"/>
+      </w:pPr>
+    </w:lvl>
+    <w:lvl w:ilvl="7" w:tplc="04090019">
+      <w:start w:val="1"/>
+      <w:numFmt w:val="lowerLetter"/>
+      <w:lvlText w:val="%8."/>
+      <w:lvlJc w:val="left"/>
+      <w:pPr>
+        <w:ind w:left="5760" w:hanging="360"/>
+      </w:pPr>
+    </w:lvl>
+    <w:lvl w:ilvl="8" w:tplc="0409001B">
+      <w:start w:val="1"/>
+      <w:numFmt w:val="lowerRoman"/>
+      <w:lvlText w:val="%9."/>
+      <w:lvlJc w:val="right"/>
+      <w:pPr>
+        <w:ind w:left="6480" w:hanging="180"/>
+      </w:pPr>
+    </w:lvl>
+  </w:abstractNum>
+  <w:abstractNum w:abstractNumId="4" w15:restartNumberingAfterBreak="0">
+    <w:nsid w:val="39702BF7"/>
+    <w:multiLevelType w:val="hybridMultilevel"/>
+    <w:tmpl w:val="69181F14"/>
+    <w:lvl w:ilvl="0" w:tplc="0409000F">
+      <w:start w:val="1"/>
+      <w:numFmt w:val="decimal"/>
+      <w:lvlText w:val="%1."/>
+      <w:lvlJc w:val="left"/>
+      <w:pPr>
+        <w:ind w:left="720" w:hanging="360"/>
+      </w:pPr>
+    </w:lvl>
+    <w:lvl w:ilvl="1" w:tplc="04090019">
+      <w:start w:val="1"/>
+      <w:numFmt w:val="lowerLetter"/>
+      <w:lvlText w:val="%2."/>
+      <w:lvlJc w:val="left"/>
+      <w:pPr>
+        <w:ind w:left="1440" w:hanging="360"/>
+      </w:pPr>
+    </w:lvl>
+    <w:lvl w:ilvl="2" w:tplc="0409001B">
+      <w:start w:val="1"/>
+      <w:numFmt w:val="lowerRoman"/>
+      <w:lvlText w:val="%3."/>
+      <w:lvlJc w:val="right"/>
+      <w:pPr>
+        <w:ind w:left="2160" w:hanging="180"/>
+      </w:pPr>
+    </w:lvl>
+    <w:lvl w:ilvl="3" w:tplc="0409000F">
+      <w:start w:val="1"/>
+      <w:numFmt w:val="decimal"/>
+      <w:lvlText w:val="%4."/>
+      <w:lvlJc w:val="left"/>
+      <w:pPr>
+        <w:ind w:left="2880" w:hanging="360"/>
+      </w:pPr>
+    </w:lvl>
+    <w:lvl w:ilvl="4" w:tplc="04090019">
+      <w:start w:val="1"/>
+      <w:numFmt w:val="lowerLetter"/>
+      <w:lvlText w:val="%5."/>
+      <w:lvlJc w:val="left"/>
+      <w:pPr>
+        <w:ind w:left="3600" w:hanging="360"/>
+      </w:pPr>
+    </w:lvl>
+    <w:lvl w:ilvl="5" w:tplc="0409001B">
+      <w:start w:val="1"/>
+      <w:numFmt w:val="lowerRoman"/>
+      <w:lvlText w:val="%6."/>
+      <w:lvlJc w:val="right"/>
+      <w:pPr>
+        <w:ind w:left="4320" w:hanging="180"/>
+      </w:pPr>
+    </w:lvl>
+    <w:lvl w:ilvl="6" w:tplc="0409000F">
+      <w:start w:val="1"/>
+      <w:numFmt w:val="decimal"/>
+      <w:lvlText w:val="%7."/>
+      <w:lvlJc w:val="left"/>
+      <w:pPr>
+        <w:ind w:left="5040" w:hanging="360"/>
+      </w:pPr>
+    </w:lvl>
+    <w:lvl w:ilvl="7" w:tplc="04090019">
+      <w:start w:val="1"/>
+      <w:numFmt w:val="lowerLetter"/>
+      <w:lvlText w:val="%8."/>
+      <w:lvlJc w:val="left"/>
+      <w:pPr>
+        <w:ind w:left="5760" w:hanging="360"/>
+      </w:pPr>
+    </w:lvl>
+    <w:lvl w:ilvl="8" w:tplc="0409001B">
+      <w:start w:val="1"/>
+      <w:numFmt w:val="lowerRoman"/>
+      <w:lvlText w:val="%9."/>
+      <w:lvlJc w:val="right"/>
+      <w:pPr>
+        <w:ind w:left="6480" w:hanging="180"/>
+      </w:pPr>
+    </w:lvl>
+  </w:abstractNum>
+  <w:abstractNum w:abstractNumId="5" w15:restartNumberingAfterBreak="0">
+    <w:nsid w:val="41423080"/>
+    <w:multiLevelType w:val="hybridMultilevel"/>
+    <w:tmpl w:val="870E97B4"/>
+    <w:lvl w:ilvl="0" w:tplc="0409000F">
+      <w:start w:val="1"/>
+      <w:numFmt w:val="decimal"/>
+      <w:lvlText w:val="%1."/>
+      <w:lvlJc w:val="left"/>
+      <w:pPr>
+        <w:ind w:left="720" w:hanging="360"/>
+      </w:pPr>
+    </w:lvl>
+    <w:lvl w:ilvl="1" w:tplc="04090019">
+      <w:start w:val="1"/>
+      <w:numFmt w:val="lowerLetter"/>
+      <w:lvlText w:val="%2."/>
+      <w:lvlJc w:val="left"/>
+      <w:pPr>
+        <w:ind w:left="1440" w:hanging="360"/>
+      </w:pPr>
+    </w:lvl>
+    <w:lvl w:ilvl="2" w:tplc="0409001B">
+      <w:start w:val="1"/>
+      <w:numFmt w:val="lowerRoman"/>
+      <w:lvlText w:val="%3."/>
+      <w:lvlJc w:val="right"/>
+      <w:pPr>
+        <w:ind w:left="2160" w:hanging="180"/>
+      </w:pPr>
+    </w:lvl>
+    <w:lvl w:ilvl="3" w:tplc="0409000F">
+      <w:start w:val="1"/>
+      <w:numFmt w:val="decimal"/>
+      <w:lvlText w:val="%4."/>
+      <w:lvlJc w:val="left"/>
+      <w:pPr>
+        <w:ind w:left="2880" w:hanging="360"/>
+      </w:pPr>
+    </w:lvl>
+    <w:lvl w:ilvl="4" w:tplc="04090019">
+      <w:start w:val="1"/>
+      <w:numFmt w:val="lowerLetter"/>
+      <w:lvlText w:val="%5."/>
+      <w:lvlJc w:val="left"/>
+      <w:pPr>
+        <w:ind w:left="3600" w:hanging="360"/>
+      </w:pPr>
+    </w:lvl>
+    <w:lvl w:ilvl="5" w:tplc="0409001B">
+      <w:start w:val="1"/>
+      <w:numFmt w:val="lowerRoman"/>
+      <w:lvlText w:val="%6."/>
+      <w:lvlJc w:val="right"/>
+      <w:pPr>
+        <w:ind w:left="4320" w:hanging="180"/>
+      </w:pPr>
+    </w:lvl>
+    <w:lvl w:ilvl="6" w:tplc="0409000F">
+      <w:start w:val="1"/>
+      <w:numFmt w:val="decimal"/>
+      <w:lvlText w:val="%7."/>
+      <w:lvlJc w:val="left"/>
+      <w:pPr>
+        <w:ind w:left="5040" w:hanging="360"/>
+      </w:pPr>
+    </w:lvl>
+    <w:lvl w:ilvl="7" w:tplc="04090019">
+      <w:start w:val="1"/>
+      <w:numFmt w:val="lowerLetter"/>
+      <w:lvlText w:val="%8."/>
+      <w:lvlJc w:val="left"/>
+      <w:pPr>
+        <w:ind w:left="5760" w:hanging="360"/>
+      </w:pPr>
+    </w:lvl>
+    <w:lvl w:ilvl="8" w:tplc="0409001B">
+      <w:start w:val="1"/>
+      <w:numFmt w:val="lowerRoman"/>
+      <w:lvlText w:val="%9."/>
+      <w:lvlJc w:val="right"/>
+      <w:pPr>
+        <w:ind w:left="6480" w:hanging="180"/>
+      </w:pPr>
+    </w:lvl>
+  </w:abstractNum>
+  <w:abstractNum w:abstractNumId="6" w15:restartNumberingAfterBreak="0">
+    <w:nsid w:val="67365067"/>
+    <w:multiLevelType w:val="hybridMultilevel"/>
+    <w:tmpl w:val="9BA801E8"/>
+    <w:lvl w:ilvl="0" w:tplc="40090001">
+      <w:start w:val="1"/>
+      <w:numFmt w:val="bullet"/>
+      <w:lvlText w:val=""/>
+      <w:lvlJc w:val="left"/>
+      <w:pPr>
+        <w:ind w:left="720" w:hanging="360"/>
+      </w:pPr>
+      <w:rPr>
+        <w:rFonts w:ascii="Symbol" w:hAnsi="Symbol" w:hint="default"/>
+      </w:rPr>
+    </w:lvl>
+    <w:lvl w:ilvl="1" w:tplc="40090003" w:tentative="1">
+      <w:start w:val="1"/>
+      <w:numFmt w:val="bullet"/>
+      <w:lvlText w:val="o"/>
+      <w:lvlJc w:val="left"/>
+      <w:pPr>
+        <w:ind w:left="1440" w:hanging="360"/>
+      </w:pPr>
+      <w:rPr>
+        <w:rFonts w:ascii="Courier New" w:hAnsi="Courier New" w:cs="Courier New" w:hint="default"/>
+      </w:rPr>
+    </w:lvl>
+    <w:lvl w:ilvl="2" w:tplc="40090005" w:tentative="1">
+      <w:start w:val="1"/>
+      <w:numFmt w:val="bullet"/>
+      <w:lvlText w:val=""/>
+      <w:lvlJc w:val="left"/>
+      <w:pPr>
+        <w:ind w:left="2160" w:hanging="360"/>
+      </w:pPr>
+      <w:rPr>
+        <w:rFonts w:ascii="Wingdings" w:hAnsi="Wingdings" w:hint="default"/>
+      </w:rPr>
+    </w:lvl>
+    <w:lvl w:ilvl="3" w:tplc="40090001" w:tentative="1">
+      <w:start w:val="1"/>
+      <w:numFmt w:val="bullet"/>
+      <w:lvlText w:val=""/>
+      <w:lvlJc w:val="left"/>
+      <w:pPr>
+        <w:ind w:left="2880" w:hanging="360"/>
+      </w:pPr>
+      <w:rPr>
+        <w:rFonts w:ascii="Symbol" w:hAnsi="Symbol" w:hint="default"/>
+      </w:rPr>
+    </w:lvl>
+    <w:lvl w:ilvl="4" w:tplc="40090003" w:tentative="1">
+      <w:start w:val="1"/>
+      <w:numFmt w:val="bullet"/>
+      <w:lvlText w:val="o"/>
+      <w:lvlJc w:val="left"/>
+      <w:pPr>
+        <w:ind w:left="3600" w:hanging="360"/>
+      </w:pPr>
+      <w:rPr>
+        <w:rFonts w:ascii="Courier New" w:hAnsi="Courier New" w:cs="Courier New" w:hint="default"/>
+      </w:rPr>
+    </w:lvl>
+    <w:lvl w:ilvl="5" w:tplc="40090005" w:tentative="1">
+      <w:start w:val="1"/>
+      <w:numFmt w:val="bullet"/>
+      <w:lvlText w:val=""/>
+      <w:lvlJc w:val="left"/>
+      <w:pPr>
+        <w:ind w:left="4320" w:hanging="360"/>
+      </w:pPr>
+      <w:rPr>
+        <w:rFonts w:ascii="Wingdings" w:hAnsi="Wingdings" w:hint="default"/>
+      </w:rPr>
+    </w:lvl>
+    <w:lvl w:ilvl="6" w:tplc="40090001" w:tentative="1">
+      <w:start w:val="1"/>
+      <w:numFmt w:val="bullet"/>
+      <w:lvlText w:val=""/>
+      <w:lvlJc w:val="left"/>
+      <w:pPr>
+        <w:ind w:left="5040" w:hanging="360"/>
+      </w:pPr>
+      <w:rPr>
+        <w:rFonts w:ascii="Symbol" w:hAnsi="Symbol" w:hint="default"/>
+      </w:rPr>
+    </w:lvl>
+    <w:lvl w:ilvl="7" w:tplc="40090003" w:tentative="1">
+      <w:start w:val="1"/>
+      <w:numFmt w:val="bullet"/>
+      <w:lvlText w:val="o"/>
+      <w:lvlJc w:val="left"/>
+      <w:pPr>
+        <w:ind w:left="5760" w:hanging="360"/>
+      </w:pPr>
+      <w:rPr>
+        <w:rFonts w:ascii="Courier New" w:hAnsi="Courier New" w:cs="Courier New" w:hint="default"/>
+      </w:rPr>
+    </w:lvl>
+    <w:lvl w:ilvl="8" w:tplc="40090005" w:tentative="1">
+      <w:start w:val="1"/>
+      <w:numFmt w:val="bullet"/>
+      <w:lvlText w:val=""/>
+      <w:lvlJc w:val="left"/>
+      <w:pPr>
+        <w:ind w:left="6480" w:hanging="360"/>
+      </w:pPr>
+      <w:rPr>
+        <w:rFonts w:ascii="Wingdings" w:hAnsi="Wingdings" w:hint="default"/>
+      </w:rPr>
+    </w:lvl>
+  </w:abstractNum>
+  <w:num w:numId="1">
+    <w:abstractNumId w:val="0"/>
+  </w:num>
+  <w:num w:numId="2">
+    <w:abstractNumId w:val="2"/>
+  </w:num>
+  <w:num w:numId="3">
+    <w:abstractNumId w:val="1"/>
+  </w:num>
+  <w:num w:numId="4">
+    <w:abstractNumId w:val="6"/>
+  </w:num>
+  <w:num w:numId="5">
+    <w:abstractNumId w:val="3"/>
+    <w:lvlOverride w:ilvl="0">
+      <w:startOverride w:val="1"/>
+    </w:lvlOverride>
+    <w:lvlOverride w:ilvl="1">
+      <w:startOverride w:val="1"/>
+    </w:lvlOverride>
+    <w:lvlOverride w:ilvl="2">
+      <w:startOverride w:val="1"/>
+    </w:lvlOverride>
+    <w:lvlOverride w:ilvl="3">
+      <w:startOverride w:val="1"/>
+    </w:lvlOverride>
+    <w:lvlOverride w:ilvl="4">
+      <w:startOverride w:val="1"/>
+    </w:lvlOverride>
+    <w:lvlOverride w:ilvl="5">
+      <w:startOverride w:val="1"/>
+    </w:lvlOverride>
+    <w:lvlOverride w:ilvl="6">
+      <w:startOverride w:val="1"/>
+    </w:lvlOverride>
+    <w:lvlOverride w:ilvl="7">
+      <w:startOverride w:val="1"/>
+    </w:lvlOverride>
+    <w:lvlOverride w:ilvl="8">
+      <w:startOverride w:val="1"/>
+    </w:lvlOverride>
+  </w:num>
+  <w:num w:numId="6">
+    <w:abstractNumId w:val="5"/>
+    <w:lvlOverride w:ilvl="0">
+      <w:startOverride w:val="1"/>
+    </w:lvlOverride>
+    <w:lvlOverride w:ilvl="1">
+      <w:startOverride w:val="1"/>
+    </w:lvlOverride>
+    <w:lvlOverride w:ilvl="2">
+      <w:startOverride w:val="1"/>
+    </w:lvlOverride>
+    <w:lvlOverride w:ilvl="3">
+      <w:startOverride w:val="1"/>
+    </w:lvlOverride>
+    <w:lvlOverride w:ilvl="4">
+      <w:startOverride w:val="1"/>
+    </w:lvlOverride>
+    <w:lvlOverride w:ilvl="5">
+      <w:startOverride w:val="1"/>
+    </w:lvlOverride>
+    <w:lvlOverride w:ilvl="6">
+      <w:startOverride w:val="1"/>
+    </w:lvlOverride>
+    <w:lvlOverride w:ilvl="7">
+      <w:startOverride w:val="1"/>
+    </w:lvlOverride>
+    <w:lvlOverride w:ilvl="8">
+      <w:startOverride w:val="1"/>
+    </w:lvlOverride>
+  </w:num>
+  <w:num w:numId="7">
+    <w:abstractNumId w:val="4"/>
+    <w:lvlOverride w:ilvl="0">
+      <w:startOverride w:val="1"/>
+    </w:lvlOverride>
+    <w:lvlOverride w:ilvl="1">
+      <w:startOverride w:val="1"/>
+    </w:lvlOverride>
+    <w:lvlOverride w:ilvl="2">
+      <w:startOverride w:val="1"/>
+    </w:lvlOverride>
+    <w:lvlOverride w:ilvl="3">
+      <w:startOverride w:val="1"/>
+    </w:lvlOverride>
+    <w:lvlOverride w:ilvl="4">
+      <w:startOverride w:val="1"/>
+    </w:lvlOverride>
+    <w:lvlOverride w:ilvl="5">
+      <w:startOverride w:val="1"/>
+    </w:lvlOverride>
+    <w:lvlOverride w:ilvl="6">
+      <w:startOverride w:val="1"/>
+    </w:lvlOverride>
+    <w:lvlOverride w:ilvl="7">
+      <w:startOverride w:val="1"/>
+    </w:lvlOverride>
+    <w:lvlOverride w:ilvl="8">
+      <w:startOverride w:val="1"/>
+    </w:lvlOverride>
+  </w:num>
+</w:numbering>
 </file>
 
 <file path=word/styles.xml><?xml version="1.0" encoding="utf-8"?>
@@ -451,6 +4362,21 @@
     <w:semiHidden/>
     <w:unhideWhenUsed/>
   </w:style>
+  <w:style w:type="paragraph" w:styleId="ListParagraph">
+    <w:name w:val="List Paragraph"/>
+    <w:basedOn w:val="Normal"/>
+    <w:uiPriority w:val="34"/>
+    <w:qFormat/>
+    <w:rsid w:val="002F0087"/>
+    <w:pPr>
+      <w:spacing w:line="256" w:lineRule="auto"/>
+      <w:ind w:left="720"/>
+      <w:contextualSpacing/>
+    </w:pPr>
+    <w:rPr>
+      <w:lang w:val="en-US"/>
+    </w:rPr>
+  </w:style>
 </w:styles>
 </file>
 
